--- a/resumes/cloud_architect.docx
+++ b/resumes/cloud_architect.docx
@@ -760,7 +760,57 @@
         <w:spacing w:after="0"/>
       </w:pPr>
       <w:r>
-        <w:t>Independent Consultant</w:t>
+        <w:t>Planned Career Sabbatical &amp; Independent Technical Projects</w:t>
+      </w:r>
+    </w:p>
+    <w:p>
+      <w:pPr>
+        <w:pStyle w:val="Subtitle"/>
+        <w:spacing w:after="0"/>
+      </w:pPr>
+      <w:r>
+        <w:t>03/2014 – 08/2015</w:t>
+      </w:r>
+    </w:p>
+    <w:p>
+      <w:pPr>
+        <w:pStyle w:val="BulletedList"/>
+      </w:pPr>
+      <w:r>
+        <w:t xml:space="preserve">Took an intentional career break while continuing hands-on technical work and professional development. </w:t>
+      </w:r>
+    </w:p>
+    <w:p>
+      <w:pPr>
+        <w:pStyle w:val="BulletedList"/>
+      </w:pPr>
+      <w:r>
+        <w:t>Built .NET/MVC and browser-based applications using HTML5, CSS3, JavaScript, and SQL-backed application architecture.</w:t>
+      </w:r>
+    </w:p>
+    <w:p>
+      <w:pPr>
+        <w:pStyle w:val="BulletedList"/>
+      </w:pPr>
+      <w:r>
+        <w:t xml:space="preserve">Developed responsive user interfaces, database-driven workflows, reporting views, and analytics outputs. </w:t>
+      </w:r>
+    </w:p>
+    <w:p>
+      <w:pPr>
+        <w:pStyle w:val="BulletedList"/>
+      </w:pPr>
+      <w:r>
+        <w:t>Explored legacy-modernization approaches using web applications, relational databases, APIs, and integration patterns.</w:t>
+      </w:r>
+    </w:p>
+    <w:p>
+      <w:pPr>
+        <w:pStyle w:val="Heading2"/>
+        <w:spacing w:after="0"/>
+      </w:pPr>
+      <w:r>
+        <w:t>Steton Technology Group — Lead Architect</w:t>
       </w:r>
     </w:p>
     <w:p>
@@ -775,7 +825,7 @@
         <w:rPr>
           <w:rStyle w:val="SubtleEmphasis"/>
         </w:rPr>
-        <w:t>Industry / Client Focus: legacy modernization enterprise applications</w:t>
+        <w:t>Industry / Client Focus: Food &amp; Hospitality, SaaS platforms, mobile data collection</w:t>
       </w:r>
     </w:p>
     <w:p>
@@ -784,16 +834,25 @@
         <w:spacing w:after="0"/>
       </w:pPr>
       <w:r>
+        <w:t>01/</w:t>
+      </w:r>
+      <w:r>
+        <w:t>200</w:t>
+      </w:r>
+      <w:r>
+        <w:t>4</w:t>
+      </w:r>
+      <w:r>
+        <w:t xml:space="preserve"> – </w:t>
+      </w:r>
+      <w:r>
         <w:t>03/</w:t>
       </w:r>
       <w:r>
-        <w:t xml:space="preserve">2014 – </w:t>
-      </w:r>
-      <w:r>
-        <w:t>08/</w:t>
-      </w:r>
-      <w:r>
-        <w:t>2015</w:t>
+        <w:t>201</w:t>
+      </w:r>
+      <w:r>
+        <w:t>4</w:t>
       </w:r>
     </w:p>
     <w:p>
@@ -801,7 +860,7 @@
         <w:pStyle w:val="BulletedList"/>
       </w:pPr>
       <w:r>
-        <w:t>Delivered custom .NET/MVC and browser-based applications using HTML5, CSS3, JavaScript, and SQL-backed application patterns.</w:t>
+        <w:t>Led architecture, development, and operation of a multi-tenant SaaS QA auditing platform supporting thousands of enterprise users.</w:t>
       </w:r>
     </w:p>
     <w:p>
@@ -809,7 +868,7 @@
         <w:pStyle w:val="BulletedList"/>
       </w:pPr>
       <w:r>
-        <w:t>Built responsive UI, database-driven workflows, reporting views, and analytics outputs for small business and enterprise use cases.</w:t>
+        <w:t>Designed scalable data models, backend systems, and reporting layers to support high-volume concurrent workloads across multiple customers.</w:t>
       </w:r>
     </w:p>
     <w:p>
@@ -817,58 +876,8 @@
         <w:pStyle w:val="BulletedList"/>
       </w:pPr>
       <w:r>
-        <w:t>Supported legacy modernization by integrating older systems with web applications, relational databases, APIs, and middleware-style data flows.</w:t>
-      </w:r>
-    </w:p>
-    <w:p>
-      <w:pPr>
-        <w:pStyle w:val="Heading2"/>
-        <w:spacing w:after="0"/>
-      </w:pPr>
-      <w:r>
-        <w:t>Steton Technology Group — Lead Architect</w:t>
-      </w:r>
-    </w:p>
-    <w:p>
-      <w:pPr>
-        <w:spacing w:after="0"/>
-        <w:ind w:left="0"/>
-        <w:rPr>
-          <w:rStyle w:val="SubtleEmphasis"/>
-        </w:rPr>
-      </w:pPr>
-      <w:r>
-        <w:rPr>
-          <w:rStyle w:val="SubtleEmphasis"/>
-        </w:rPr>
-        <w:t>Industry / Client Focus: Food &amp; Hospitality, SaaS platforms, mobile data collection</w:t>
-      </w:r>
-    </w:p>
-    <w:p>
-      <w:pPr>
-        <w:pStyle w:val="Subtitle"/>
-        <w:spacing w:after="0"/>
-      </w:pPr>
-      <w:r>
-        <w:t>01/</w:t>
-      </w:r>
-      <w:r>
-        <w:t>200</w:t>
-      </w:r>
-      <w:r>
-        <w:t>4</w:t>
-      </w:r>
-      <w:r>
-        <w:t xml:space="preserve"> – </w:t>
-      </w:r>
-      <w:r>
-        <w:t>03/</w:t>
-      </w:r>
-      <w:r>
-        <w:t>201</w:t>
-      </w:r>
-      <w:r>
-        <w:t>4</w:t>
+        <w:lastRenderedPageBreak/>
+        <w:t>Implemented cloud-based infrastructure improvements using Azure and AWS to improve scalability, availability, reliability, and system performance.</w:t>
       </w:r>
     </w:p>
     <w:p>
@@ -876,31 +885,6 @@
         <w:pStyle w:val="BulletedList"/>
       </w:pPr>
       <w:r>
-        <w:t>Led architecture, development, and operation of a multi-tenant SaaS QA auditing platform supporting thousands of enterprise users.</w:t>
-      </w:r>
-    </w:p>
-    <w:p>
-      <w:pPr>
-        <w:pStyle w:val="BulletedList"/>
-      </w:pPr>
-      <w:r>
-        <w:t>Designed scalable data models, backend systems, and reporting layers to support high-volume concurrent workloads across multiple customers.</w:t>
-      </w:r>
-    </w:p>
-    <w:p>
-      <w:pPr>
-        <w:pStyle w:val="BulletedList"/>
-      </w:pPr>
-      <w:r>
-        <w:t>Implemented cloud-based infrastructure improvements using Azure and AWS to improve scalability, availability, reliability, and system performance.</w:t>
-      </w:r>
-    </w:p>
-    <w:p>
-      <w:pPr>
-        <w:pStyle w:val="BulletedList"/>
-      </w:pPr>
-      <w:r>
-        <w:lastRenderedPageBreak/>
         <w:t>Designed a disaster recovery strategy with a 4-hour recovery time objective and 8-hour recovery point objective, incorporating encryption throughout the disaster recovery lifecycle.</w:t>
       </w:r>
     </w:p>
@@ -1148,6 +1132,7 @@
         <w:spacing w:after="0"/>
       </w:pPr>
       <w:r>
+        <w:lastRenderedPageBreak/>
         <w:t>PM Realty Group — MIS Manager</w:t>
       </w:r>
     </w:p>
@@ -1211,7 +1196,6 @@
         </w:rPr>
       </w:pPr>
       <w:r>
-        <w:lastRenderedPageBreak/>
         <w:t>Developed SQL-based business systems supporting financial, purchasing, accounts receivable, and asset management workflows.</w:t>
       </w:r>
     </w:p>
@@ -1273,15 +1257,7 @@
         <w:pStyle w:val="BulletedList"/>
       </w:pPr>
       <w:r>
-        <w:t xml:space="preserve">Migrated legacy applications to SQL-based client/server architectures and rewrote internal systems using </w:t>
-      </w:r>
-      <w:proofErr w:type="spellStart"/>
-      <w:r>
-        <w:t>SQLWindows</w:t>
-      </w:r>
-      <w:proofErr w:type="spellEnd"/>
-      <w:r>
-        <w:t>.</w:t>
+        <w:t>Migrated legacy applications to SQL-based client/server architectures and rewrote internal systems using SQLWindows.</w:t>
       </w:r>
     </w:p>
     <w:p>
@@ -1468,7 +1444,11 @@
     </w:p>
     <w:p>
       <w:r>
-        <w:t>SQL Server 2022, Azure SQL Database, Azure SQL Managed Instance, PostgreSQL, Redis, SQLite, Oracle (8i), query optimization, indexing strategies, data platform reliability</w:t>
+        <w:t xml:space="preserve">SQL Server 2022, Azure SQL Database, Azure SQL Managed Instance, PostgreSQL, Redis, SQLite, Oracle (8i), query </w:t>
+      </w:r>
+      <w:r>
+        <w:lastRenderedPageBreak/>
+        <w:t>optimization, indexing strategies, data platform reliability</w:t>
       </w:r>
     </w:p>
     <w:p>
@@ -1492,7 +1472,6 @@
           <w:sz w:val="26"/>
           <w:szCs w:val="26"/>
         </w:rPr>
-        <w:lastRenderedPageBreak/>
         <w:t>Programming &amp; Script</w:t>
       </w:r>
       <w:r>
@@ -4597,6 +4576,9 @@
     <w:abstractNumId w:val="15"/>
   </w:num>
   <w:num w:numId="34" w16cid:durableId="701058082">
+    <w:abstractNumId w:val="15"/>
+  </w:num>
+  <w:num w:numId="35" w16cid:durableId="1273518012">
     <w:abstractNumId w:val="15"/>
   </w:num>
 </w:numbering>

--- a/resumes/cloud_architect.docx
+++ b/resumes/cloud_architect.docx
@@ -575,19 +575,71 @@
         <w:spacing w:after="0"/>
       </w:pPr>
       <w:r>
-        <w:t>Independent</w:t>
-      </w:r>
-      <w:r>
-        <w:t xml:space="preserve"> </w:t>
-      </w:r>
-      <w:r>
-        <w:t>Consultant</w:t>
+        <w:t>Independent Technical Projects &amp; Professional Development</w:t>
+      </w:r>
+      <w:r>
+        <w:tab/>
       </w:r>
     </w:p>
     <w:p>
       <w:pPr>
         <w:pStyle w:val="Subtitle"/>
         <w:spacing w:after="0"/>
+      </w:pPr>
+      <w:r>
+        <w:t>04/2024 – current</w:t>
+      </w:r>
+    </w:p>
+    <w:p>
+      <w:pPr>
+        <w:pStyle w:val="BulletedList"/>
+      </w:pPr>
+      <w:r>
+        <w:t>Designed and implemented .NET-based applications, APIs, integration components, and automation workflows using relational databases and cloud-ready patterns.</w:t>
+      </w:r>
+    </w:p>
+    <w:p>
+      <w:pPr>
+        <w:pStyle w:val="BulletedList"/>
+      </w:pPr>
+      <w:r>
+        <w:t>Built repeatable development and runtime environments using Docker, cloud platforms, and documented deployment practices.</w:t>
+      </w:r>
+    </w:p>
+    <w:p>
+      <w:pPr>
+        <w:pStyle w:val="BulletedList"/>
+      </w:pPr>
+      <w:r>
+        <w:t xml:space="preserve">Developed reporting and data-processing workflows and applied A.I.-assisted automation to reduce manual overhead. </w:t>
+      </w:r>
+    </w:p>
+    <w:p>
+      <w:pPr>
+        <w:pStyle w:val="BulletedList"/>
+      </w:pPr>
+      <w:r>
+        <w:t>Continued hands-on work in portable, maintainable architecture patterns for small-business and SaaS-style platforms.</w:t>
+      </w:r>
+    </w:p>
+    <w:p>
+      <w:pPr>
+        <w:pStyle w:val="Heading2"/>
+        <w:spacing w:after="0"/>
+        <w:rPr>
+          <w:sz w:val="28"/>
+          <w:szCs w:val="28"/>
+        </w:rPr>
+      </w:pPr>
+      <w:r>
+        <w:lastRenderedPageBreak/>
+        <w:t>Project Consulting Services, Inc. (via TEKsystems) — Senior Consultant</w:t>
+      </w:r>
+    </w:p>
+    <w:p>
+      <w:pPr>
+        <w:spacing w:after="0"/>
+        <w:ind w:left="0"/>
         <w:rPr>
           <w:rStyle w:val="SubtleEmphasis"/>
         </w:rPr>
@@ -596,7 +648,84 @@
         <w:rPr>
           <w:rStyle w:val="SubtleEmphasis"/>
         </w:rPr>
-        <w:t>Industry / Client Focus: Small business platforms, automation, database-backed applications</w:t>
+        <w:t>Industry / Client Focus: Oil &amp; Gas, provides professional services for energy infrastructure</w:t>
+      </w:r>
+    </w:p>
+    <w:p>
+      <w:pPr>
+        <w:pStyle w:val="Subtitle"/>
+      </w:pPr>
+      <w:r>
+        <w:t>08/</w:t>
+      </w:r>
+      <w:r>
+        <w:t xml:space="preserve">2015 – </w:t>
+      </w:r>
+      <w:r>
+        <w:t>04/</w:t>
+      </w:r>
+      <w:r>
+        <w:t>2024</w:t>
+      </w:r>
+    </w:p>
+    <w:p>
+      <w:pPr>
+        <w:pStyle w:val="BulletedList"/>
+      </w:pPr>
+      <w:r>
+        <w:t>Built and supported middleware systems integrating multiple enterprise platforms using SQL-based data pipelines, messaging patterns, and service-oriented designs.</w:t>
+      </w:r>
+    </w:p>
+    <w:p>
+      <w:pPr>
+        <w:pStyle w:val="BulletedList"/>
+      </w:pPr>
+      <w:r>
+        <w:t>Reduced data processing latency from 24+ hours to near real-time through event-driven and optimized data flow designs.</w:t>
+      </w:r>
+    </w:p>
+    <w:p>
+      <w:pPr>
+        <w:pStyle w:val="BulletedList"/>
+      </w:pPr>
+      <w:r>
+        <w:t>Designed and implemented RESTful integration layers and backend services supporting distributed enterprise systems.</w:t>
+      </w:r>
+    </w:p>
+    <w:p>
+      <w:pPr>
+        <w:pStyle w:val="BulletedList"/>
+      </w:pPr>
+      <w:r>
+        <w:t>Worked with cloud-hosted environments, including Azure SQL and related services, to maintain system reliability and performance.</w:t>
+      </w:r>
+    </w:p>
+    <w:p>
+      <w:pPr>
+        <w:pStyle w:val="BulletedList"/>
+      </w:pPr>
+      <w:r>
+        <w:t>Established SQL performance standards and tuning practices across large-scale relational systems, including SQL Server and Azure SQL.</w:t>
+      </w:r>
+    </w:p>
+    <w:p>
+      <w:pPr>
+        <w:pStyle w:val="BulletedList"/>
+        <w:rPr>
+          <w:b/>
+        </w:rPr>
+      </w:pPr>
+      <w:r>
+        <w:t>Partnered with engineering and infrastructure teams to troubleshoot production systems and improve scalability, reliability, and performance.</w:t>
+      </w:r>
+    </w:p>
+    <w:p>
+      <w:pPr>
+        <w:pStyle w:val="Heading2"/>
+        <w:spacing w:after="0"/>
+      </w:pPr>
+      <w:r>
+        <w:t>Planned Career Sabbatical &amp; Independent Technical Projects</w:t>
       </w:r>
     </w:p>
     <w:p>
@@ -605,13 +734,7 @@
         <w:spacing w:after="0"/>
       </w:pPr>
       <w:r>
-        <w:t>04/</w:t>
-      </w:r>
-      <w:r>
-        <w:t xml:space="preserve">2024 – </w:t>
-      </w:r>
-      <w:r>
-        <w:t>current</w:t>
+        <w:t>03/2014 – 08/2015</w:t>
       </w:r>
     </w:p>
     <w:p>
@@ -619,7 +742,7 @@
         <w:pStyle w:val="BulletedList"/>
       </w:pPr>
       <w:r>
-        <w:t>Designed and implemented .NET-based backend services, APIs, and integration components supporting small-scale SaaS-style platforms and cloud-ready deployments.</w:t>
+        <w:t xml:space="preserve">Took an intentional career break while continuing hands-on technical work and professional development. </w:t>
       </w:r>
     </w:p>
     <w:p>
@@ -627,7 +750,7 @@
         <w:pStyle w:val="BulletedList"/>
       </w:pPr>
       <w:r>
-        <w:t>Configured and maintained development and runtime environments using Docker, cloud platforms, and repeatable deployment patterns.</w:t>
+        <w:t>Built .NET/MVC and browser-based applications using HTML5, CSS3, JavaScript, and SQL-backed application architecture.</w:t>
       </w:r>
     </w:p>
     <w:p>
@@ -635,7 +758,7 @@
         <w:pStyle w:val="BulletedList"/>
       </w:pPr>
       <w:r>
-        <w:t>Built reusable integration components connecting relational databases, external REST APIs, and reporting workflows.</w:t>
+        <w:t xml:space="preserve">Developed responsive user interfaces, database-driven workflows, reporting views, and analytics outputs. </w:t>
       </w:r>
     </w:p>
     <w:p>
@@ -643,32 +766,16 @@
         <w:pStyle w:val="BulletedList"/>
       </w:pPr>
       <w:r>
-        <w:t>Applied automation and AI-assisted techniques to streamline system workflows, reduce manual overhead, and improve operational repeatability.</w:t>
-      </w:r>
-    </w:p>
-    <w:p>
-      <w:pPr>
-        <w:pStyle w:val="BulletedList"/>
-        <w:rPr>
-          <w:b/>
-        </w:rPr>
-      </w:pPr>
-      <w:r>
-        <w:lastRenderedPageBreak/>
-        <w:t>Focused on portable, maintainable architectures that can be adapted across multiple customer environments.</w:t>
+        <w:t>Explored legacy-modernization approaches using web applications, relational databases, APIs, and integration patterns.</w:t>
       </w:r>
     </w:p>
     <w:p>
       <w:pPr>
         <w:pStyle w:val="Heading2"/>
         <w:spacing w:after="0"/>
-        <w:rPr>
-          <w:sz w:val="28"/>
-          <w:szCs w:val="28"/>
-        </w:rPr>
-      </w:pPr>
-      <w:r>
-        <w:t>Project Consulting Services, Inc. (via TEKsystems) — Senior Consultant</w:t>
+      </w:pPr>
+      <w:r>
+        <w:t>Steton Technology Group — Lead Architect</w:t>
       </w:r>
     </w:p>
     <w:p>
@@ -683,84 +790,7 @@
         <w:rPr>
           <w:rStyle w:val="SubtleEmphasis"/>
         </w:rPr>
-        <w:t>Industry / Client Focus: Oil &amp; Gas, provides professional services for energy infrastructure</w:t>
-      </w:r>
-    </w:p>
-    <w:p>
-      <w:pPr>
-        <w:pStyle w:val="Subtitle"/>
-      </w:pPr>
-      <w:r>
-        <w:t>08/</w:t>
-      </w:r>
-      <w:r>
-        <w:t xml:space="preserve">2015 – </w:t>
-      </w:r>
-      <w:r>
-        <w:t>04/</w:t>
-      </w:r>
-      <w:r>
-        <w:t>2024</w:t>
-      </w:r>
-    </w:p>
-    <w:p>
-      <w:pPr>
-        <w:pStyle w:val="BulletedList"/>
-      </w:pPr>
-      <w:r>
-        <w:t>Built and supported middleware systems integrating multiple enterprise platforms using SQL-based data pipelines, messaging patterns, and service-oriented designs.</w:t>
-      </w:r>
-    </w:p>
-    <w:p>
-      <w:pPr>
-        <w:pStyle w:val="BulletedList"/>
-      </w:pPr>
-      <w:r>
-        <w:t>Reduced data processing latency from 24+ hours to near real-time through event-driven and optimized data flow designs.</w:t>
-      </w:r>
-    </w:p>
-    <w:p>
-      <w:pPr>
-        <w:pStyle w:val="BulletedList"/>
-      </w:pPr>
-      <w:r>
-        <w:t>Designed and implemented RESTful integration layers and backend services supporting distributed enterprise systems.</w:t>
-      </w:r>
-    </w:p>
-    <w:p>
-      <w:pPr>
-        <w:pStyle w:val="BulletedList"/>
-      </w:pPr>
-      <w:r>
-        <w:t>Worked with cloud-hosted environments, including Azure SQL and related services, to maintain system reliability and performance.</w:t>
-      </w:r>
-    </w:p>
-    <w:p>
-      <w:pPr>
-        <w:pStyle w:val="BulletedList"/>
-      </w:pPr>
-      <w:r>
-        <w:t>Established SQL performance standards and tuning practices across large-scale relational systems, including SQL Server and Azure SQL.</w:t>
-      </w:r>
-    </w:p>
-    <w:p>
-      <w:pPr>
-        <w:pStyle w:val="BulletedList"/>
-        <w:rPr>
-          <w:b/>
-        </w:rPr>
-      </w:pPr>
-      <w:r>
-        <w:t>Partnered with engineering and infrastructure teams to troubleshoot production systems and improve scalability, reliability, and performance.</w:t>
-      </w:r>
-    </w:p>
-    <w:p>
-      <w:pPr>
-        <w:pStyle w:val="Heading2"/>
-        <w:spacing w:after="0"/>
-      </w:pPr>
-      <w:r>
-        <w:t>Planned Career Sabbatical &amp; Independent Technical Projects</w:t>
+        <w:t>Industry / Client Focus: Food &amp; Hospitality, SaaS platforms, mobile data collection</w:t>
       </w:r>
     </w:p>
     <w:p>
@@ -769,7 +799,25 @@
         <w:spacing w:after="0"/>
       </w:pPr>
       <w:r>
-        <w:t>03/2014 – 08/2015</w:t>
+        <w:t>01/</w:t>
+      </w:r>
+      <w:r>
+        <w:t>200</w:t>
+      </w:r>
+      <w:r>
+        <w:t>4</w:t>
+      </w:r>
+      <w:r>
+        <w:t xml:space="preserve"> – </w:t>
+      </w:r>
+      <w:r>
+        <w:t>03/</w:t>
+      </w:r>
+      <w:r>
+        <w:t>201</w:t>
+      </w:r>
+      <w:r>
+        <w:t>4</w:t>
       </w:r>
     </w:p>
     <w:p>
@@ -777,7 +825,7 @@
         <w:pStyle w:val="BulletedList"/>
       </w:pPr>
       <w:r>
-        <w:t xml:space="preserve">Took an intentional career break while continuing hands-on technical work and professional development. </w:t>
+        <w:t>Led architecture, development, and operation of a multi-tenant SaaS QA auditing platform supporting thousands of enterprise users.</w:t>
       </w:r>
     </w:p>
     <w:p>
@@ -785,7 +833,7 @@
         <w:pStyle w:val="BulletedList"/>
       </w:pPr>
       <w:r>
-        <w:t>Built .NET/MVC and browser-based applications using HTML5, CSS3, JavaScript, and SQL-backed application architecture.</w:t>
+        <w:t>Designed scalable data models, backend systems, and reporting layers to support high-volume concurrent workloads across multiple customers.</w:t>
       </w:r>
     </w:p>
     <w:p>
@@ -793,7 +841,7 @@
         <w:pStyle w:val="BulletedList"/>
       </w:pPr>
       <w:r>
-        <w:t xml:space="preserve">Developed responsive user interfaces, database-driven workflows, reporting views, and analytics outputs. </w:t>
+        <w:t>Implemented cloud-based infrastructure improvements using Azure and AWS to improve scalability, availability, reliability, and system performance.</w:t>
       </w:r>
     </w:p>
     <w:p>
@@ -801,90 +849,7 @@
         <w:pStyle w:val="BulletedList"/>
       </w:pPr>
       <w:r>
-        <w:t>Explored legacy-modernization approaches using web applications, relational databases, APIs, and integration patterns.</w:t>
-      </w:r>
-    </w:p>
-    <w:p>
-      <w:pPr>
-        <w:pStyle w:val="Heading2"/>
-        <w:spacing w:after="0"/>
-      </w:pPr>
-      <w:r>
-        <w:t>Steton Technology Group — Lead Architect</w:t>
-      </w:r>
-    </w:p>
-    <w:p>
-      <w:pPr>
-        <w:spacing w:after="0"/>
-        <w:ind w:left="0"/>
-        <w:rPr>
-          <w:rStyle w:val="SubtleEmphasis"/>
-        </w:rPr>
-      </w:pPr>
-      <w:r>
-        <w:rPr>
-          <w:rStyle w:val="SubtleEmphasis"/>
-        </w:rPr>
-        <w:t>Industry / Client Focus: Food &amp; Hospitality, SaaS platforms, mobile data collection</w:t>
-      </w:r>
-    </w:p>
-    <w:p>
-      <w:pPr>
-        <w:pStyle w:val="Subtitle"/>
-        <w:spacing w:after="0"/>
-      </w:pPr>
-      <w:r>
-        <w:t>01/</w:t>
-      </w:r>
-      <w:r>
-        <w:t>200</w:t>
-      </w:r>
-      <w:r>
-        <w:t>4</w:t>
-      </w:r>
-      <w:r>
-        <w:t xml:space="preserve"> – </w:t>
-      </w:r>
-      <w:r>
-        <w:t>03/</w:t>
-      </w:r>
-      <w:r>
-        <w:t>201</w:t>
-      </w:r>
-      <w:r>
-        <w:t>4</w:t>
-      </w:r>
-    </w:p>
-    <w:p>
-      <w:pPr>
-        <w:pStyle w:val="BulletedList"/>
-      </w:pPr>
-      <w:r>
-        <w:t>Led architecture, development, and operation of a multi-tenant SaaS QA auditing platform supporting thousands of enterprise users.</w:t>
-      </w:r>
-    </w:p>
-    <w:p>
-      <w:pPr>
-        <w:pStyle w:val="BulletedList"/>
-      </w:pPr>
-      <w:r>
-        <w:t>Designed scalable data models, backend systems, and reporting layers to support high-volume concurrent workloads across multiple customers.</w:t>
-      </w:r>
-    </w:p>
-    <w:p>
-      <w:pPr>
-        <w:pStyle w:val="BulletedList"/>
-      </w:pPr>
-      <w:r>
         <w:lastRenderedPageBreak/>
-        <w:t>Implemented cloud-based infrastructure improvements using Azure and AWS to improve scalability, availability, reliability, and system performance.</w:t>
-      </w:r>
-    </w:p>
-    <w:p>
-      <w:pPr>
-        <w:pStyle w:val="BulletedList"/>
-      </w:pPr>
-      <w:r>
         <w:t>Designed a disaster recovery strategy with a 4-hour recovery time objective and 8-hour recovery point objective, incorporating encryption throughout the disaster recovery lifecycle.</w:t>
       </w:r>
     </w:p>
@@ -1132,7 +1097,6 @@
         <w:spacing w:after="0"/>
       </w:pPr>
       <w:r>
-        <w:lastRenderedPageBreak/>
         <w:t>PM Realty Group — MIS Manager</w:t>
       </w:r>
     </w:p>
@@ -1196,6 +1160,7 @@
         </w:rPr>
       </w:pPr>
       <w:r>
+        <w:lastRenderedPageBreak/>
         <w:t>Developed SQL-based business systems supporting financial, purchasing, accounts receivable, and asset management workflows.</w:t>
       </w:r>
     </w:p>
@@ -1444,11 +1409,7 @@
     </w:p>
     <w:p>
       <w:r>
-        <w:t xml:space="preserve">SQL Server 2022, Azure SQL Database, Azure SQL Managed Instance, PostgreSQL, Redis, SQLite, Oracle (8i), query </w:t>
-      </w:r>
-      <w:r>
-        <w:lastRenderedPageBreak/>
-        <w:t>optimization, indexing strategies, data platform reliability</w:t>
+        <w:t>SQL Server 2022, Azure SQL Database, Azure SQL Managed Instance, PostgreSQL, Redis, SQLite, Oracle (8i), query optimization, indexing strategies, data platform reliability</w:t>
       </w:r>
     </w:p>
     <w:p>
@@ -1472,6 +1433,7 @@
           <w:sz w:val="26"/>
           <w:szCs w:val="26"/>
         </w:rPr>
+        <w:lastRenderedPageBreak/>
         <w:t>Programming &amp; Script</w:t>
       </w:r>
       <w:r>
@@ -2567,6 +2529,155 @@
     </w:lvl>
   </w:abstractNum>
   <w:abstractNum w:abstractNumId="5" w15:restartNumberingAfterBreak="0">
+    <w:nsid w:val="2D6401F1"/>
+    <w:multiLevelType w:val="multilevel"/>
+    <w:tmpl w:val="6EE4AE66"/>
+    <w:lvl w:ilvl="0">
+      <w:start w:val="1"/>
+      <w:numFmt w:val="bullet"/>
+      <w:lvlText w:val=""/>
+      <w:lvlJc w:val="left"/>
+      <w:pPr>
+        <w:tabs>
+          <w:tab w:val="num" w:pos="720"/>
+        </w:tabs>
+        <w:ind w:left="720" w:hanging="360"/>
+      </w:pPr>
+      <w:rPr>
+        <w:rFonts w:ascii="Symbol" w:hAnsi="Symbol" w:hint="default"/>
+        <w:sz w:val="20"/>
+      </w:rPr>
+    </w:lvl>
+    <w:lvl w:ilvl="1" w:tentative="1">
+      <w:start w:val="1"/>
+      <w:numFmt w:val="bullet"/>
+      <w:lvlText w:val="o"/>
+      <w:lvlJc w:val="left"/>
+      <w:pPr>
+        <w:tabs>
+          <w:tab w:val="num" w:pos="1440"/>
+        </w:tabs>
+        <w:ind w:left="1440" w:hanging="360"/>
+      </w:pPr>
+      <w:rPr>
+        <w:rFonts w:ascii="Courier New" w:hAnsi="Courier New" w:hint="default"/>
+        <w:sz w:val="20"/>
+      </w:rPr>
+    </w:lvl>
+    <w:lvl w:ilvl="2" w:tentative="1">
+      <w:start w:val="1"/>
+      <w:numFmt w:val="bullet"/>
+      <w:lvlText w:val=""/>
+      <w:lvlJc w:val="left"/>
+      <w:pPr>
+        <w:tabs>
+          <w:tab w:val="num" w:pos="2160"/>
+        </w:tabs>
+        <w:ind w:left="2160" w:hanging="360"/>
+      </w:pPr>
+      <w:rPr>
+        <w:rFonts w:ascii="Wingdings" w:hAnsi="Wingdings" w:hint="default"/>
+        <w:sz w:val="20"/>
+      </w:rPr>
+    </w:lvl>
+    <w:lvl w:ilvl="3" w:tentative="1">
+      <w:start w:val="1"/>
+      <w:numFmt w:val="bullet"/>
+      <w:lvlText w:val=""/>
+      <w:lvlJc w:val="left"/>
+      <w:pPr>
+        <w:tabs>
+          <w:tab w:val="num" w:pos="2880"/>
+        </w:tabs>
+        <w:ind w:left="2880" w:hanging="360"/>
+      </w:pPr>
+      <w:rPr>
+        <w:rFonts w:ascii="Wingdings" w:hAnsi="Wingdings" w:hint="default"/>
+        <w:sz w:val="20"/>
+      </w:rPr>
+    </w:lvl>
+    <w:lvl w:ilvl="4" w:tentative="1">
+      <w:start w:val="1"/>
+      <w:numFmt w:val="bullet"/>
+      <w:lvlText w:val=""/>
+      <w:lvlJc w:val="left"/>
+      <w:pPr>
+        <w:tabs>
+          <w:tab w:val="num" w:pos="3600"/>
+        </w:tabs>
+        <w:ind w:left="3600" w:hanging="360"/>
+      </w:pPr>
+      <w:rPr>
+        <w:rFonts w:ascii="Wingdings" w:hAnsi="Wingdings" w:hint="default"/>
+        <w:sz w:val="20"/>
+      </w:rPr>
+    </w:lvl>
+    <w:lvl w:ilvl="5" w:tentative="1">
+      <w:start w:val="1"/>
+      <w:numFmt w:val="bullet"/>
+      <w:lvlText w:val=""/>
+      <w:lvlJc w:val="left"/>
+      <w:pPr>
+        <w:tabs>
+          <w:tab w:val="num" w:pos="4320"/>
+        </w:tabs>
+        <w:ind w:left="4320" w:hanging="360"/>
+      </w:pPr>
+      <w:rPr>
+        <w:rFonts w:ascii="Wingdings" w:hAnsi="Wingdings" w:hint="default"/>
+        <w:sz w:val="20"/>
+      </w:rPr>
+    </w:lvl>
+    <w:lvl w:ilvl="6" w:tentative="1">
+      <w:start w:val="1"/>
+      <w:numFmt w:val="bullet"/>
+      <w:lvlText w:val=""/>
+      <w:lvlJc w:val="left"/>
+      <w:pPr>
+        <w:tabs>
+          <w:tab w:val="num" w:pos="5040"/>
+        </w:tabs>
+        <w:ind w:left="5040" w:hanging="360"/>
+      </w:pPr>
+      <w:rPr>
+        <w:rFonts w:ascii="Wingdings" w:hAnsi="Wingdings" w:hint="default"/>
+        <w:sz w:val="20"/>
+      </w:rPr>
+    </w:lvl>
+    <w:lvl w:ilvl="7" w:tentative="1">
+      <w:start w:val="1"/>
+      <w:numFmt w:val="bullet"/>
+      <w:lvlText w:val=""/>
+      <w:lvlJc w:val="left"/>
+      <w:pPr>
+        <w:tabs>
+          <w:tab w:val="num" w:pos="5760"/>
+        </w:tabs>
+        <w:ind w:left="5760" w:hanging="360"/>
+      </w:pPr>
+      <w:rPr>
+        <w:rFonts w:ascii="Wingdings" w:hAnsi="Wingdings" w:hint="default"/>
+        <w:sz w:val="20"/>
+      </w:rPr>
+    </w:lvl>
+    <w:lvl w:ilvl="8" w:tentative="1">
+      <w:start w:val="1"/>
+      <w:numFmt w:val="bullet"/>
+      <w:lvlText w:val=""/>
+      <w:lvlJc w:val="left"/>
+      <w:pPr>
+        <w:tabs>
+          <w:tab w:val="num" w:pos="6480"/>
+        </w:tabs>
+        <w:ind w:left="6480" w:hanging="360"/>
+      </w:pPr>
+      <w:rPr>
+        <w:rFonts w:ascii="Wingdings" w:hAnsi="Wingdings" w:hint="default"/>
+        <w:sz w:val="20"/>
+      </w:rPr>
+    </w:lvl>
+  </w:abstractNum>
+  <w:abstractNum w:abstractNumId="6" w15:restartNumberingAfterBreak="0">
     <w:nsid w:val="2E2206B6"/>
     <w:multiLevelType w:val="multilevel"/>
     <w:tmpl w:val="4C3271E4"/>
@@ -2715,7 +2826,7 @@
       </w:rPr>
     </w:lvl>
   </w:abstractNum>
-  <w:abstractNum w:abstractNumId="6" w15:restartNumberingAfterBreak="0">
+  <w:abstractNum w:abstractNumId="7" w15:restartNumberingAfterBreak="0">
     <w:nsid w:val="366E65D0"/>
     <w:multiLevelType w:val="multilevel"/>
     <w:tmpl w:val="5546F12E"/>
@@ -2864,7 +2975,7 @@
       </w:rPr>
     </w:lvl>
   </w:abstractNum>
-  <w:abstractNum w:abstractNumId="7" w15:restartNumberingAfterBreak="0">
+  <w:abstractNum w:abstractNumId="8" w15:restartNumberingAfterBreak="0">
     <w:nsid w:val="3D3E2F72"/>
     <w:multiLevelType w:val="multilevel"/>
     <w:tmpl w:val="BFF49950"/>
@@ -3013,7 +3124,7 @@
       </w:rPr>
     </w:lvl>
   </w:abstractNum>
-  <w:abstractNum w:abstractNumId="8" w15:restartNumberingAfterBreak="0">
+  <w:abstractNum w:abstractNumId="9" w15:restartNumberingAfterBreak="0">
     <w:nsid w:val="4CEE1B0A"/>
     <w:multiLevelType w:val="multilevel"/>
     <w:tmpl w:val="F962CFA8"/>
@@ -3162,7 +3273,7 @@
       </w:rPr>
     </w:lvl>
   </w:abstractNum>
-  <w:abstractNum w:abstractNumId="9" w15:restartNumberingAfterBreak="0">
+  <w:abstractNum w:abstractNumId="10" w15:restartNumberingAfterBreak="0">
     <w:nsid w:val="53C60CD9"/>
     <w:multiLevelType w:val="multilevel"/>
     <w:tmpl w:val="46884AA0"/>
@@ -3311,7 +3422,7 @@
       </w:rPr>
     </w:lvl>
   </w:abstractNum>
-  <w:abstractNum w:abstractNumId="10" w15:restartNumberingAfterBreak="0">
+  <w:abstractNum w:abstractNumId="11" w15:restartNumberingAfterBreak="0">
     <w:nsid w:val="5A3A2BAA"/>
     <w:multiLevelType w:val="multilevel"/>
     <w:tmpl w:val="847E689C"/>
@@ -3460,7 +3571,7 @@
       </w:rPr>
     </w:lvl>
   </w:abstractNum>
-  <w:abstractNum w:abstractNumId="11" w15:restartNumberingAfterBreak="0">
+  <w:abstractNum w:abstractNumId="12" w15:restartNumberingAfterBreak="0">
     <w:nsid w:val="5B5C1588"/>
     <w:multiLevelType w:val="multilevel"/>
     <w:tmpl w:val="8042EE70"/>
@@ -3609,7 +3720,7 @@
       </w:rPr>
     </w:lvl>
   </w:abstractNum>
-  <w:abstractNum w:abstractNumId="12" w15:restartNumberingAfterBreak="0">
+  <w:abstractNum w:abstractNumId="13" w15:restartNumberingAfterBreak="0">
     <w:nsid w:val="626F05BA"/>
     <w:multiLevelType w:val="hybridMultilevel"/>
     <w:tmpl w:val="A1EC643C"/>
@@ -3730,7 +3841,7 @@
       </w:rPr>
     </w:lvl>
   </w:abstractNum>
-  <w:abstractNum w:abstractNumId="13" w15:restartNumberingAfterBreak="0">
+  <w:abstractNum w:abstractNumId="14" w15:restartNumberingAfterBreak="0">
     <w:nsid w:val="661D2E1D"/>
     <w:multiLevelType w:val="multilevel"/>
     <w:tmpl w:val="B3822792"/>
@@ -3879,7 +3990,7 @@
       </w:rPr>
     </w:lvl>
   </w:abstractNum>
-  <w:abstractNum w:abstractNumId="14" w15:restartNumberingAfterBreak="0">
+  <w:abstractNum w:abstractNumId="15" w15:restartNumberingAfterBreak="0">
     <w:nsid w:val="66CC7414"/>
     <w:multiLevelType w:val="multilevel"/>
     <w:tmpl w:val="D4E63032"/>
@@ -4028,7 +4139,7 @@
       </w:rPr>
     </w:lvl>
   </w:abstractNum>
-  <w:abstractNum w:abstractNumId="15" w15:restartNumberingAfterBreak="0">
+  <w:abstractNum w:abstractNumId="16" w15:restartNumberingAfterBreak="0">
     <w:nsid w:val="6A81382C"/>
     <w:multiLevelType w:val="multilevel"/>
     <w:tmpl w:val="2F6A7F6A"/>
@@ -4178,7 +4289,7 @@
       </w:rPr>
     </w:lvl>
   </w:abstractNum>
-  <w:abstractNum w:abstractNumId="16" w15:restartNumberingAfterBreak="0">
+  <w:abstractNum w:abstractNumId="17" w15:restartNumberingAfterBreak="0">
     <w:nsid w:val="6D6874A5"/>
     <w:multiLevelType w:val="multilevel"/>
     <w:tmpl w:val="4ECA13FA"/>
@@ -4327,7 +4438,7 @@
       </w:rPr>
     </w:lvl>
   </w:abstractNum>
-  <w:abstractNum w:abstractNumId="17" w15:restartNumberingAfterBreak="0">
+  <w:abstractNum w:abstractNumId="18" w15:restartNumberingAfterBreak="0">
     <w:nsid w:val="713D7480"/>
     <w:multiLevelType w:val="multilevel"/>
     <w:tmpl w:val="3F062B62"/>
@@ -4477,49 +4588,49 @@
     </w:lvl>
   </w:abstractNum>
   <w:num w:numId="1" w16cid:durableId="1160777021">
-    <w:abstractNumId w:val="12"/>
+    <w:abstractNumId w:val="13"/>
   </w:num>
   <w:num w:numId="2" w16cid:durableId="85424684">
-    <w:abstractNumId w:val="15"/>
+    <w:abstractNumId w:val="16"/>
   </w:num>
   <w:num w:numId="3" w16cid:durableId="1494178667">
-    <w:abstractNumId w:val="5"/>
+    <w:abstractNumId w:val="6"/>
   </w:num>
   <w:num w:numId="4" w16cid:durableId="1735664940">
-    <w:abstractNumId w:val="16"/>
+    <w:abstractNumId w:val="17"/>
   </w:num>
   <w:num w:numId="5" w16cid:durableId="2020816725">
-    <w:abstractNumId w:val="6"/>
+    <w:abstractNumId w:val="7"/>
   </w:num>
   <w:num w:numId="6" w16cid:durableId="1847397407">
-    <w:abstractNumId w:val="17"/>
+    <w:abstractNumId w:val="18"/>
   </w:num>
   <w:num w:numId="7" w16cid:durableId="537552107">
-    <w:abstractNumId w:val="7"/>
+    <w:abstractNumId w:val="8"/>
   </w:num>
   <w:num w:numId="8" w16cid:durableId="948774616">
-    <w:abstractNumId w:val="13"/>
+    <w:abstractNumId w:val="14"/>
   </w:num>
   <w:num w:numId="9" w16cid:durableId="521818524">
-    <w:abstractNumId w:val="9"/>
+    <w:abstractNumId w:val="10"/>
   </w:num>
   <w:num w:numId="10" w16cid:durableId="274098232">
     <w:abstractNumId w:val="0"/>
   </w:num>
   <w:num w:numId="11" w16cid:durableId="688291495">
-    <w:abstractNumId w:val="14"/>
+    <w:abstractNumId w:val="15"/>
   </w:num>
   <w:num w:numId="12" w16cid:durableId="387607357">
     <w:abstractNumId w:val="4"/>
   </w:num>
   <w:num w:numId="13" w16cid:durableId="21708746">
-    <w:abstractNumId w:val="8"/>
+    <w:abstractNumId w:val="9"/>
   </w:num>
   <w:num w:numId="14" w16cid:durableId="1884250277">
-    <w:abstractNumId w:val="11"/>
+    <w:abstractNumId w:val="12"/>
   </w:num>
   <w:num w:numId="15" w16cid:durableId="1437284112">
-    <w:abstractNumId w:val="10"/>
+    <w:abstractNumId w:val="11"/>
   </w:num>
   <w:num w:numId="16" w16cid:durableId="1022711274">
     <w:abstractNumId w:val="3"/>
@@ -4531,55 +4642,61 @@
     <w:abstractNumId w:val="1"/>
   </w:num>
   <w:num w:numId="19" w16cid:durableId="80611262">
-    <w:abstractNumId w:val="15"/>
+    <w:abstractNumId w:val="16"/>
   </w:num>
   <w:num w:numId="20" w16cid:durableId="2111702201">
-    <w:abstractNumId w:val="15"/>
+    <w:abstractNumId w:val="16"/>
   </w:num>
   <w:num w:numId="21" w16cid:durableId="424960098">
-    <w:abstractNumId w:val="15"/>
+    <w:abstractNumId w:val="16"/>
   </w:num>
   <w:num w:numId="22" w16cid:durableId="692078844">
-    <w:abstractNumId w:val="15"/>
+    <w:abstractNumId w:val="16"/>
   </w:num>
   <w:num w:numId="23" w16cid:durableId="19086952">
-    <w:abstractNumId w:val="15"/>
+    <w:abstractNumId w:val="16"/>
   </w:num>
   <w:num w:numId="24" w16cid:durableId="356473115">
-    <w:abstractNumId w:val="15"/>
+    <w:abstractNumId w:val="16"/>
   </w:num>
   <w:num w:numId="25" w16cid:durableId="1055397089">
-    <w:abstractNumId w:val="15"/>
+    <w:abstractNumId w:val="16"/>
   </w:num>
   <w:num w:numId="26" w16cid:durableId="675957004">
-    <w:abstractNumId w:val="15"/>
+    <w:abstractNumId w:val="16"/>
   </w:num>
   <w:num w:numId="27" w16cid:durableId="929846794">
-    <w:abstractNumId w:val="15"/>
+    <w:abstractNumId w:val="16"/>
   </w:num>
   <w:num w:numId="28" w16cid:durableId="1918897398">
-    <w:abstractNumId w:val="15"/>
+    <w:abstractNumId w:val="16"/>
   </w:num>
   <w:num w:numId="29" w16cid:durableId="1629505545">
-    <w:abstractNumId w:val="15"/>
+    <w:abstractNumId w:val="16"/>
   </w:num>
   <w:num w:numId="30" w16cid:durableId="226188902">
-    <w:abstractNumId w:val="15"/>
+    <w:abstractNumId w:val="16"/>
   </w:num>
   <w:num w:numId="31" w16cid:durableId="516433752">
-    <w:abstractNumId w:val="15"/>
+    <w:abstractNumId w:val="16"/>
   </w:num>
   <w:num w:numId="32" w16cid:durableId="919295736">
-    <w:abstractNumId w:val="15"/>
+    <w:abstractNumId w:val="16"/>
   </w:num>
   <w:num w:numId="33" w16cid:durableId="548031550">
-    <w:abstractNumId w:val="15"/>
+    <w:abstractNumId w:val="16"/>
   </w:num>
   <w:num w:numId="34" w16cid:durableId="701058082">
-    <w:abstractNumId w:val="15"/>
+    <w:abstractNumId w:val="16"/>
   </w:num>
   <w:num w:numId="35" w16cid:durableId="1273518012">
-    <w:abstractNumId w:val="15"/>
+    <w:abstractNumId w:val="16"/>
+  </w:num>
+  <w:num w:numId="36" w16cid:durableId="2080596052">
+    <w:abstractNumId w:val="5"/>
+  </w:num>
+  <w:num w:numId="37" w16cid:durableId="2096242389">
+    <w:abstractNumId w:val="16"/>
   </w:num>
 </w:numbering>
 </file>
@@ -5075,7 +5192,6 @@
   <w:style w:type="character" w:default="1" w:styleId="DefaultParagraphFont">
     <w:name w:val="Default Paragraph Font"/>
     <w:uiPriority w:val="1"/>
-    <w:semiHidden/>
     <w:unhideWhenUsed/>
   </w:style>
   <w:style w:type="table" w:default="1" w:styleId="TableNormal">

--- a/resumes/cloud_architect.docx
+++ b/resumes/cloud_architect.docx
@@ -195,7 +195,13 @@
         <w:spacing w:before="160" w:after="0"/>
       </w:pPr>
       <w:r>
-        <w:t>Senior cloud, platform, and enterprise integration architect with more than 25 years of experience designing, building, modernizing, and supporting distributed systems, SaaS platforms, data platforms, and mission critical enterprise applications.</w:t>
+        <w:t xml:space="preserve">Senior cloud, platform, and enterprise integration architect with more than </w:t>
+      </w:r>
+      <w:r>
+        <w:t>1</w:t>
+      </w:r>
+      <w:r>
+        <w:t>5 years of experience designing, building, modernizing, and supporting distributed systems, SaaS platforms, data platforms, and mission critical enterprise applications.</w:t>
       </w:r>
     </w:p>
     <w:p>
@@ -429,7 +435,7 @@
                 <w:sz w:val="22"/>
                 <w:szCs w:val="22"/>
               </w:rPr>
-              <w:t>Messaging and event-driven integration architectures</w:t>
+              <w:t>Performance tuning, incident diagnosis, and production support</w:t>
             </w:r>
           </w:p>
         </w:tc>
@@ -487,7 +493,7 @@
                 <w:sz w:val="22"/>
                 <w:szCs w:val="22"/>
               </w:rPr>
-              <w:t>Performance tuning, incident diagnosis, and production support</w:t>
+              <w:t>Architecture guidance, stakeholder alignment, and technical leadership</w:t>
             </w:r>
           </w:p>
         </w:tc>
@@ -528,25 +534,18 @@
           <w:p>
             <w:pPr>
               <w:pStyle w:val="BulletedList"/>
-              <w:tabs>
-                <w:tab w:val="clear" w:pos="720"/>
-              </w:tabs>
+              <w:numPr>
+                <w:ilvl w:val="0"/>
+                <w:numId w:val="0"/>
+              </w:numPr>
               <w:spacing w:before="0"/>
-              <w:ind w:left="640" w:right="125" w:hanging="280"/>
+              <w:ind w:right="125"/>
               <w:rPr>
                 <w:spacing w:val="-10"/>
                 <w:sz w:val="22"/>
                 <w:szCs w:val="22"/>
               </w:rPr>
             </w:pPr>
-            <w:r>
-              <w:rPr>
-                <w:spacing w:val="-10"/>
-                <w:sz w:val="22"/>
-                <w:szCs w:val="22"/>
-              </w:rPr>
-              <w:t>Architecture guidance, stakeholder alignment, and technical leadership</w:t>
-            </w:r>
           </w:p>
         </w:tc>
       </w:tr>
@@ -575,7 +574,10 @@
         <w:spacing w:after="0"/>
       </w:pPr>
       <w:r>
-        <w:t>Independent Technical Projects &amp; Professional Development</w:t>
+        <w:t xml:space="preserve">Independent Technical Projects &amp; </w:t>
+      </w:r>
+      <w:r>
+        <w:t>Platform Engineering</w:t>
       </w:r>
       <w:r>
         <w:tab/>
@@ -592,34 +594,118 @@
     </w:p>
     <w:p>
       <w:pPr>
-        <w:pStyle w:val="BulletedList"/>
-      </w:pPr>
-      <w:r>
-        <w:t>Designed and implemented .NET-based applications, APIs, integration components, and automation workflows using relational databases and cloud-ready patterns.</w:t>
-      </w:r>
-    </w:p>
-    <w:p>
-      <w:pPr>
-        <w:pStyle w:val="BulletedList"/>
-      </w:pPr>
-      <w:r>
+        <w:pStyle w:val="Heading2"/>
+        <w:numPr>
+          <w:ilvl w:val="0"/>
+          <w:numId w:val="38"/>
+        </w:numPr>
+        <w:spacing w:after="0"/>
+        <w:rPr>
+          <w:rFonts w:ascii="Aptos Display" w:eastAsia="Times New Roman" w:hAnsi="Aptos Display"/>
+          <w:b w:val="0"/>
+          <w:spacing w:val="0"/>
+          <w:w w:val="100"/>
+          <w:sz w:val="24"/>
+          <w:szCs w:val="24"/>
+        </w:rPr>
+      </w:pPr>
+      <w:r>
+        <w:rPr>
+          <w:rFonts w:ascii="Aptos Display" w:eastAsia="Times New Roman" w:hAnsi="Aptos Display"/>
+          <w:b w:val="0"/>
+          <w:spacing w:val="0"/>
+          <w:w w:val="100"/>
+          <w:sz w:val="24"/>
+          <w:szCs w:val="24"/>
+        </w:rPr>
+        <w:t>Designed and implemented .NET applications, APIs, integration components, automation workflows, and relational data solutions using cloud-ready architectural patterns.</w:t>
+      </w:r>
+    </w:p>
+    <w:p>
+      <w:pPr>
+        <w:pStyle w:val="Heading2"/>
+        <w:numPr>
+          <w:ilvl w:val="0"/>
+          <w:numId w:val="38"/>
+        </w:numPr>
+        <w:spacing w:after="0"/>
+        <w:rPr>
+          <w:rFonts w:ascii="Aptos Display" w:eastAsia="Times New Roman" w:hAnsi="Aptos Display"/>
+          <w:b w:val="0"/>
+          <w:spacing w:val="0"/>
+          <w:w w:val="100"/>
+          <w:sz w:val="24"/>
+          <w:szCs w:val="24"/>
+        </w:rPr>
+      </w:pPr>
+      <w:r>
+        <w:rPr>
+          <w:rFonts w:ascii="Aptos Display" w:eastAsia="Times New Roman" w:hAnsi="Aptos Display"/>
+          <w:b w:val="0"/>
+          <w:spacing w:val="0"/>
+          <w:w w:val="100"/>
+          <w:sz w:val="24"/>
+          <w:szCs w:val="24"/>
+        </w:rPr>
         <w:t>Built repeatable development and runtime environments using Docker, cloud platforms, and documented deployment practices.</w:t>
       </w:r>
     </w:p>
     <w:p>
       <w:pPr>
-        <w:pStyle w:val="BulletedList"/>
-      </w:pPr>
-      <w:r>
-        <w:t xml:space="preserve">Developed reporting and data-processing workflows and applied A.I.-assisted automation to reduce manual overhead. </w:t>
-      </w:r>
-    </w:p>
-    <w:p>
-      <w:pPr>
-        <w:pStyle w:val="BulletedList"/>
-      </w:pPr>
-      <w:r>
-        <w:t>Continued hands-on work in portable, maintainable architecture patterns for small-business and SaaS-style platforms.</w:t>
+        <w:pStyle w:val="Heading2"/>
+        <w:numPr>
+          <w:ilvl w:val="0"/>
+          <w:numId w:val="38"/>
+        </w:numPr>
+        <w:spacing w:after="0"/>
+        <w:rPr>
+          <w:rFonts w:ascii="Aptos Display" w:eastAsia="Times New Roman" w:hAnsi="Aptos Display"/>
+          <w:b w:val="0"/>
+          <w:spacing w:val="0"/>
+          <w:w w:val="100"/>
+          <w:sz w:val="24"/>
+          <w:szCs w:val="24"/>
+        </w:rPr>
+      </w:pPr>
+      <w:r>
+        <w:rPr>
+          <w:rFonts w:ascii="Aptos Display" w:eastAsia="Times New Roman" w:hAnsi="Aptos Display"/>
+          <w:b w:val="0"/>
+          <w:spacing w:val="0"/>
+          <w:w w:val="100"/>
+          <w:sz w:val="24"/>
+          <w:szCs w:val="24"/>
+        </w:rPr>
+        <w:t xml:space="preserve">Developed reporting and data-processing workflows and applied A.I.-assisted automation to u manual overhead. </w:t>
+      </w:r>
+    </w:p>
+    <w:p>
+      <w:pPr>
+        <w:pStyle w:val="Heading2"/>
+        <w:numPr>
+          <w:ilvl w:val="0"/>
+          <w:numId w:val="38"/>
+        </w:numPr>
+        <w:spacing w:after="0"/>
+        <w:rPr>
+          <w:rFonts w:ascii="Aptos Display" w:eastAsia="Times New Roman" w:hAnsi="Aptos Display"/>
+          <w:b w:val="0"/>
+          <w:spacing w:val="0"/>
+          <w:w w:val="100"/>
+          <w:sz w:val="24"/>
+          <w:szCs w:val="24"/>
+        </w:rPr>
+      </w:pPr>
+      <w:r>
+        <w:rPr>
+          <w:rFonts w:ascii="Aptos Display" w:eastAsia="Times New Roman" w:hAnsi="Aptos Display"/>
+          <w:b w:val="0"/>
+          <w:spacing w:val="0"/>
+          <w:w w:val="100"/>
+          <w:sz w:val="24"/>
+          <w:szCs w:val="24"/>
+        </w:rPr>
+        <w:t>Designed, built, and maintain the public Et al Solutions technology platform (https://etal.solutions), demonstrating modern web architecture, API integration, automated deployment, and technical content delivery.</w:t>
       </w:r>
     </w:p>
     <w:p>
@@ -632,7 +718,6 @@
         </w:rPr>
       </w:pPr>
       <w:r>
-        <w:lastRenderedPageBreak/>
         <w:t>Project Consulting Services, Inc. (via TEKsystems) — Senior Consultant</w:t>
       </w:r>
     </w:p>
@@ -758,6 +843,7 @@
         <w:pStyle w:val="BulletedList"/>
       </w:pPr>
       <w:r>
+        <w:lastRenderedPageBreak/>
         <w:t xml:space="preserve">Developed responsive user interfaces, database-driven workflows, reporting views, and analytics outputs. </w:t>
       </w:r>
     </w:p>
@@ -849,7 +935,6 @@
         <w:pStyle w:val="BulletedList"/>
       </w:pPr>
       <w:r>
-        <w:lastRenderedPageBreak/>
         <w:t>Designed a disaster recovery strategy with a 4-hour recovery time objective and 8-hour recovery point objective, incorporating encryption throughout the disaster recovery lifecycle.</w:t>
       </w:r>
     </w:p>
@@ -862,378 +947,6 @@
       </w:pPr>
       <w:r>
         <w:t>Established architectural patterns for performance, extensibility, maintainability, and operational stability across the platform.</w:t>
-      </w:r>
-    </w:p>
-    <w:p>
-      <w:pPr>
-        <w:pStyle w:val="Heading2"/>
-        <w:spacing w:after="0"/>
-      </w:pPr>
-      <w:r>
-        <w:t>SeeBeyond — Senior Consultant</w:t>
-      </w:r>
-    </w:p>
-    <w:p>
-      <w:pPr>
-        <w:keepNext/>
-        <w:keepLines/>
-        <w:widowControl/>
-        <w:spacing w:after="0"/>
-        <w:ind w:left="0"/>
-        <w:rPr>
-          <w:rStyle w:val="SubtleEmphasis"/>
-        </w:rPr>
-      </w:pPr>
-      <w:r>
-        <w:rPr>
-          <w:rStyle w:val="SubtleEmphasis"/>
-        </w:rPr>
-        <w:t>Industry / Client Focus: Software, iPaaS</w:t>
-      </w:r>
-    </w:p>
-    <w:p>
-      <w:pPr>
-        <w:pStyle w:val="Subtitle"/>
-        <w:spacing w:after="0"/>
-      </w:pPr>
-      <w:r>
-        <w:t>10/</w:t>
-      </w:r>
-      <w:r>
-        <w:t xml:space="preserve">2002 – </w:t>
-      </w:r>
-      <w:r>
-        <w:t>12/</w:t>
-      </w:r>
-      <w:r>
-        <w:t>200</w:t>
-      </w:r>
-      <w:r>
-        <w:t>3</w:t>
-      </w:r>
-    </w:p>
-    <w:p>
-      <w:pPr>
-        <w:pStyle w:val="BulletedList"/>
-      </w:pPr>
-      <w:r>
-        <w:t>Delivered enterprise integration solutions using Java and middleware platforms across healthcare, government, and commercial systems.</w:t>
-      </w:r>
-    </w:p>
-    <w:p>
-      <w:pPr>
-        <w:pStyle w:val="BulletedList"/>
-      </w:pPr>
-      <w:r>
-        <w:t>Built and maintained 400+ system interfaces enabling data exchange across distributed applications using messaging and service-based architectures.</w:t>
-      </w:r>
-    </w:p>
-    <w:p>
-      <w:pPr>
-        <w:pStyle w:val="BulletedList"/>
-      </w:pPr>
-      <w:r>
-        <w:t>Delivered secure, HIPAA-compliant integrations for hospital and clinical systems using HL7 messaging standards.</w:t>
-      </w:r>
-    </w:p>
-    <w:p>
-      <w:pPr>
-        <w:pStyle w:val="BulletedList"/>
-        <w:rPr>
-          <w:b/>
-        </w:rPr>
-      </w:pPr>
-      <w:r>
-        <w:t>Served as lead developer and architect for major integration programs for the US Army LMP SAP implementation, Regence Health, Commerce One, and Canada Post.</w:t>
-      </w:r>
-    </w:p>
-    <w:p>
-      <w:pPr>
-        <w:pStyle w:val="Heading2"/>
-        <w:spacing w:after="0"/>
-      </w:pPr>
-      <w:r>
-        <w:t>Computer Sciences Corporation — Senior Consultant</w:t>
-      </w:r>
-    </w:p>
-    <w:p>
-      <w:pPr>
-        <w:keepNext/>
-        <w:keepLines/>
-        <w:widowControl/>
-        <w:spacing w:after="0"/>
-        <w:ind w:left="0"/>
-        <w:rPr>
-          <w:rStyle w:val="SubtleEmphasis"/>
-        </w:rPr>
-      </w:pPr>
-      <w:r>
-        <w:rPr>
-          <w:rStyle w:val="SubtleEmphasis"/>
-        </w:rPr>
-        <w:t>Industry / Client Focus: Professional Services</w:t>
-      </w:r>
-    </w:p>
-    <w:p>
-      <w:pPr>
-        <w:pStyle w:val="Subtitle"/>
-        <w:spacing w:after="0"/>
-      </w:pPr>
-      <w:r>
-        <w:t>10/</w:t>
-      </w:r>
-      <w:r>
-        <w:t xml:space="preserve">2001 – </w:t>
-      </w:r>
-      <w:r>
-        <w:t>10/</w:t>
-      </w:r>
-      <w:r>
-        <w:t>2002</w:t>
-      </w:r>
-    </w:p>
-    <w:p>
-      <w:pPr>
-        <w:pStyle w:val="BulletedList"/>
-      </w:pPr>
-      <w:r>
-        <w:t>Designed and implemented enterprise integration components supporting SAP-based systems.</w:t>
-      </w:r>
-    </w:p>
-    <w:p>
-      <w:pPr>
-        <w:pStyle w:val="BulletedList"/>
-      </w:pPr>
-      <w:r>
-        <w:t>Contributed integration architecture guidance for NASA’s IFMP SAP implementation.</w:t>
-      </w:r>
-    </w:p>
-    <w:p>
-      <w:pPr>
-        <w:pStyle w:val="BulletedList"/>
-        <w:rPr>
-          <w:b/>
-        </w:rPr>
-      </w:pPr>
-      <w:r>
-        <w:t>Developed middleware components using Java and T-SQL for enterprise data integration.</w:t>
-      </w:r>
-    </w:p>
-    <w:p>
-      <w:pPr>
-        <w:pStyle w:val="Heading2"/>
-        <w:spacing w:after="0"/>
-      </w:pPr>
-      <w:r>
-        <w:t>Fluor Corporation — EAI Team Lead</w:t>
-      </w:r>
-    </w:p>
-    <w:p>
-      <w:pPr>
-        <w:keepNext/>
-        <w:keepLines/>
-        <w:widowControl/>
-        <w:spacing w:after="0"/>
-        <w:ind w:left="0"/>
-        <w:rPr>
-          <w:rStyle w:val="SubtleEmphasis"/>
-        </w:rPr>
-      </w:pPr>
-      <w:r>
-        <w:rPr>
-          <w:rStyle w:val="SubtleEmphasis"/>
-        </w:rPr>
-        <w:t>Industry / Client Focus: Engineering, procurement, and construction, large scale projects</w:t>
-      </w:r>
-    </w:p>
-    <w:p>
-      <w:pPr>
-        <w:pStyle w:val="Subtitle"/>
-        <w:spacing w:after="0"/>
-      </w:pPr>
-      <w:r>
-        <w:t>01/</w:t>
-      </w:r>
-      <w:r>
-        <w:t xml:space="preserve">1999 – </w:t>
-      </w:r>
-      <w:r>
-        <w:t>10/</w:t>
-      </w:r>
-      <w:r>
-        <w:t>2001</w:t>
-      </w:r>
-    </w:p>
-    <w:p>
-      <w:pPr>
-        <w:pStyle w:val="BulletedList"/>
-      </w:pPr>
-      <w:r>
-        <w:t>Led enterprise integration initiatives for legacy-to-SAP system migrations using message-based architectures.</w:t>
-      </w:r>
-    </w:p>
-    <w:p>
-      <w:pPr>
-        <w:pStyle w:val="BulletedList"/>
-      </w:pPr>
-      <w:r>
-        <w:t>Evaluated and implemented enterprise messaging platforms, including IBM MQ / MQSeries.</w:t>
-      </w:r>
-    </w:p>
-    <w:p>
-      <w:pPr>
-        <w:pStyle w:val="BulletedList"/>
-        <w:rPr>
-          <w:b/>
-        </w:rPr>
-      </w:pPr>
-      <w:r>
-        <w:t>Collaborated with vendors and enterprise architects to deliver scalable middleware architecture solutions.</w:t>
-      </w:r>
-    </w:p>
-    <w:p>
-      <w:pPr>
-        <w:pStyle w:val="Heading2"/>
-        <w:spacing w:after="0"/>
-      </w:pPr>
-      <w:r>
-        <w:t>PM Realty Group — MIS Manager</w:t>
-      </w:r>
-    </w:p>
-    <w:p>
-      <w:pPr>
-        <w:keepNext/>
-        <w:keepLines/>
-        <w:widowControl/>
-        <w:spacing w:after="0"/>
-        <w:ind w:left="0"/>
-        <w:rPr>
-          <w:rStyle w:val="SubtleEmphasis"/>
-        </w:rPr>
-      </w:pPr>
-      <w:r>
-        <w:rPr>
-          <w:rStyle w:val="SubtleEmphasis"/>
-        </w:rPr>
-        <w:t>Industry / Client Focus: Asset management, real estate</w:t>
-      </w:r>
-    </w:p>
-    <w:p>
-      <w:pPr>
-        <w:pStyle w:val="Subtitle"/>
-        <w:spacing w:after="0"/>
-      </w:pPr>
-      <w:r>
-        <w:t>01/</w:t>
-      </w:r>
-      <w:r>
-        <w:t xml:space="preserve">1996 – </w:t>
-      </w:r>
-      <w:r>
-        <w:t>01/</w:t>
-      </w:r>
-      <w:r>
-        <w:t>1999</w:t>
-      </w:r>
-    </w:p>
-    <w:p>
-      <w:pPr>
-        <w:pStyle w:val="BulletedList"/>
-      </w:pPr>
-      <w:r>
-        <w:t>Managed IT operations supporting distributed corporate offices, enterprise systems, infrastructure, and user support.</w:t>
-      </w:r>
-    </w:p>
-    <w:p>
-      <w:pPr>
-        <w:pStyle w:val="BulletedList"/>
-      </w:pPr>
-      <w:r>
-        <w:t>Led LAN infrastructure upgrades and delivered WAN connectivity solutions.</w:t>
-      </w:r>
-    </w:p>
-    <w:p>
-      <w:pPr>
-        <w:pStyle w:val="BulletedList"/>
-        <w:rPr>
-          <w:b/>
-        </w:rPr>
-      </w:pPr>
-      <w:r>
-        <w:lastRenderedPageBreak/>
-        <w:t>Developed SQL-based business systems supporting financial, purchasing, accounts receivable, and asset management workflows.</w:t>
-      </w:r>
-    </w:p>
-    <w:p>
-      <w:pPr>
-        <w:pStyle w:val="Heading2"/>
-        <w:spacing w:after="0"/>
-      </w:pPr>
-      <w:r>
-        <w:t>Access Development Corp — System Administrator / Programmer</w:t>
-      </w:r>
-    </w:p>
-    <w:p>
-      <w:pPr>
-        <w:keepNext/>
-        <w:keepLines/>
-        <w:widowControl/>
-        <w:spacing w:after="0"/>
-        <w:ind w:left="0"/>
-        <w:rPr>
-          <w:rStyle w:val="SubtleEmphasis"/>
-        </w:rPr>
-      </w:pPr>
-      <w:r>
-        <w:rPr>
-          <w:rStyle w:val="SubtleEmphasis"/>
-        </w:rPr>
-        <w:t>Industry / Client Focus: Travel and merchandise discount platform</w:t>
-      </w:r>
-    </w:p>
-    <w:p>
-      <w:pPr>
-        <w:pStyle w:val="Subtitle"/>
-        <w:spacing w:after="0"/>
-      </w:pPr>
-      <w:r>
-        <w:t>05/</w:t>
-      </w:r>
-      <w:r>
-        <w:t xml:space="preserve">1986 – </w:t>
-      </w:r>
-      <w:r>
-        <w:t>01/</w:t>
-      </w:r>
-      <w:r>
-        <w:t>1996</w:t>
-      </w:r>
-    </w:p>
-    <w:p>
-      <w:pPr>
-        <w:pStyle w:val="BulletedList"/>
-      </w:pPr>
-      <w:r>
-        <w:t>Administered client/server and LAN-based systems and supported internal users with hardware, software, and business application issues.</w:t>
-      </w:r>
-    </w:p>
-    <w:p>
-      <w:pPr>
-        <w:pStyle w:val="BulletedList"/>
-      </w:pPr>
-      <w:r>
-        <w:t>Migrated legacy applications to SQL-based client/server architectures and rewrote internal systems using SQLWindows.</w:t>
-      </w:r>
-    </w:p>
-    <w:p>
-      <w:pPr>
-        <w:pStyle w:val="BulletedList"/>
-      </w:pPr>
-      <w:r>
-        <w:t>Developed CRM, shipping, and business operations modules supporting internal workflows.</w:t>
-      </w:r>
-      <w:r>
-        <w:tab/>
       </w:r>
     </w:p>
     <w:p>
@@ -1354,34 +1067,6 @@
     <w:p>
       <w:r>
         <w:t>C#, .NET Core / Web API, RESTful APIs, asynchronous processing patterns, MVC, reusable service components</w:t>
-      </w:r>
-    </w:p>
-    <w:p>
-      <w:pPr>
-        <w:pStyle w:val="Heading1"/>
-        <w:ind w:left="0"/>
-        <w:rPr>
-          <w:rFonts w:eastAsia="Palatino Linotype"/>
-          <w:bCs w:val="0"/>
-          <w:spacing w:val="-4"/>
-          <w:sz w:val="26"/>
-          <w:szCs w:val="26"/>
-        </w:rPr>
-      </w:pPr>
-      <w:r>
-        <w:rPr>
-          <w:rFonts w:eastAsia="Palatino Linotype"/>
-          <w:bCs w:val="0"/>
-          <w:spacing w:val="-4"/>
-          <w:sz w:val="26"/>
-          <w:szCs w:val="26"/>
-        </w:rPr>
-        <w:t>Integration &amp; Messaging</w:t>
-      </w:r>
-    </w:p>
-    <w:p>
-      <w:r>
-        <w:t>Enterprise application integration, REST APIs, HL7/FHIR, MQSeries, MSMQ, RabbitMQ, Apache Kafka, SAP integration, Azure Service Bus</w:t>
       </w:r>
     </w:p>
     <w:p>
@@ -1520,57 +1205,6 @@
         </w:rPr>
         <w:t>Architecture guidance, technical mentorship, stakeholder alignment, requirements translation, cross-team collaboration</w:t>
       </w:r>
-    </w:p>
-    <w:p>
-      <w:pPr>
-        <w:pStyle w:val="Heading1"/>
-        <w:pBdr>
-          <w:bottom w:val="single" w:sz="6" w:space="1" w:color="auto"/>
-        </w:pBdr>
-        <w:ind w:left="0"/>
-        <w:rPr>
-          <w:rFonts w:eastAsia="Palatino Linotype"/>
-          <w:bCs w:val="0"/>
-          <w:spacing w:val="-4"/>
-          <w:sz w:val="26"/>
-          <w:szCs w:val="26"/>
-        </w:rPr>
-      </w:pPr>
-    </w:p>
-    <w:p>
-      <w:pPr>
-        <w:pStyle w:val="Heading1"/>
-        <w:ind w:left="0"/>
-      </w:pPr>
-      <w:r>
-        <w:t>Education</w:t>
-      </w:r>
-    </w:p>
-    <w:p>
-      <w:pPr>
-        <w:pStyle w:val="Heading2"/>
-      </w:pPr>
-      <w:r>
-        <w:t>Brigham Young University — Computer Science</w:t>
-      </w:r>
-      <w:r>
-        <w:br/>
-      </w:r>
-      <w:r>
-        <w:t>1985 – 1986</w:t>
-      </w:r>
-    </w:p>
-    <w:p>
-      <w:pPr>
-        <w:pStyle w:val="BulletedList"/>
-        <w:numPr>
-          <w:ilvl w:val="0"/>
-          <w:numId w:val="0"/>
-        </w:numPr>
-        <w:rPr>
-          <w:w w:val="105"/>
-        </w:rPr>
-      </w:pPr>
     </w:p>
     <w:p>
       <w:pPr>
@@ -2005,6 +1639,119 @@
     </w:lvl>
   </w:abstractNum>
   <w:abstractNum w:abstractNumId="1" w15:restartNumberingAfterBreak="0">
+    <w:nsid w:val="100070C9"/>
+    <w:multiLevelType w:val="hybridMultilevel"/>
+    <w:tmpl w:val="42E48536"/>
+    <w:lvl w:ilvl="0" w:tplc="04090001">
+      <w:start w:val="1"/>
+      <w:numFmt w:val="bullet"/>
+      <w:lvlText w:val=""/>
+      <w:lvlJc w:val="left"/>
+      <w:pPr>
+        <w:ind w:left="720" w:hanging="360"/>
+      </w:pPr>
+      <w:rPr>
+        <w:rFonts w:ascii="Symbol" w:hAnsi="Symbol" w:hint="default"/>
+      </w:rPr>
+    </w:lvl>
+    <w:lvl w:ilvl="1" w:tplc="04090003" w:tentative="1">
+      <w:start w:val="1"/>
+      <w:numFmt w:val="bullet"/>
+      <w:lvlText w:val="o"/>
+      <w:lvlJc w:val="left"/>
+      <w:pPr>
+        <w:ind w:left="1440" w:hanging="360"/>
+      </w:pPr>
+      <w:rPr>
+        <w:rFonts w:ascii="Courier New" w:hAnsi="Courier New" w:cs="Courier New" w:hint="default"/>
+      </w:rPr>
+    </w:lvl>
+    <w:lvl w:ilvl="2" w:tplc="04090005" w:tentative="1">
+      <w:start w:val="1"/>
+      <w:numFmt w:val="bullet"/>
+      <w:lvlText w:val=""/>
+      <w:lvlJc w:val="left"/>
+      <w:pPr>
+        <w:ind w:left="2160" w:hanging="360"/>
+      </w:pPr>
+      <w:rPr>
+        <w:rFonts w:ascii="Wingdings" w:hAnsi="Wingdings" w:hint="default"/>
+      </w:rPr>
+    </w:lvl>
+    <w:lvl w:ilvl="3" w:tplc="04090001" w:tentative="1">
+      <w:start w:val="1"/>
+      <w:numFmt w:val="bullet"/>
+      <w:lvlText w:val=""/>
+      <w:lvlJc w:val="left"/>
+      <w:pPr>
+        <w:ind w:left="2880" w:hanging="360"/>
+      </w:pPr>
+      <w:rPr>
+        <w:rFonts w:ascii="Symbol" w:hAnsi="Symbol" w:hint="default"/>
+      </w:rPr>
+    </w:lvl>
+    <w:lvl w:ilvl="4" w:tplc="04090003" w:tentative="1">
+      <w:start w:val="1"/>
+      <w:numFmt w:val="bullet"/>
+      <w:lvlText w:val="o"/>
+      <w:lvlJc w:val="left"/>
+      <w:pPr>
+        <w:ind w:left="3600" w:hanging="360"/>
+      </w:pPr>
+      <w:rPr>
+        <w:rFonts w:ascii="Courier New" w:hAnsi="Courier New" w:cs="Courier New" w:hint="default"/>
+      </w:rPr>
+    </w:lvl>
+    <w:lvl w:ilvl="5" w:tplc="04090005" w:tentative="1">
+      <w:start w:val="1"/>
+      <w:numFmt w:val="bullet"/>
+      <w:lvlText w:val=""/>
+      <w:lvlJc w:val="left"/>
+      <w:pPr>
+        <w:ind w:left="4320" w:hanging="360"/>
+      </w:pPr>
+      <w:rPr>
+        <w:rFonts w:ascii="Wingdings" w:hAnsi="Wingdings" w:hint="default"/>
+      </w:rPr>
+    </w:lvl>
+    <w:lvl w:ilvl="6" w:tplc="04090001" w:tentative="1">
+      <w:start w:val="1"/>
+      <w:numFmt w:val="bullet"/>
+      <w:lvlText w:val=""/>
+      <w:lvlJc w:val="left"/>
+      <w:pPr>
+        <w:ind w:left="5040" w:hanging="360"/>
+      </w:pPr>
+      <w:rPr>
+        <w:rFonts w:ascii="Symbol" w:hAnsi="Symbol" w:hint="default"/>
+      </w:rPr>
+    </w:lvl>
+    <w:lvl w:ilvl="7" w:tplc="04090003" w:tentative="1">
+      <w:start w:val="1"/>
+      <w:numFmt w:val="bullet"/>
+      <w:lvlText w:val="o"/>
+      <w:lvlJc w:val="left"/>
+      <w:pPr>
+        <w:ind w:left="5760" w:hanging="360"/>
+      </w:pPr>
+      <w:rPr>
+        <w:rFonts w:ascii="Courier New" w:hAnsi="Courier New" w:cs="Courier New" w:hint="default"/>
+      </w:rPr>
+    </w:lvl>
+    <w:lvl w:ilvl="8" w:tplc="04090005" w:tentative="1">
+      <w:start w:val="1"/>
+      <w:numFmt w:val="bullet"/>
+      <w:lvlText w:val=""/>
+      <w:lvlJc w:val="left"/>
+      <w:pPr>
+        <w:ind w:left="6480" w:hanging="360"/>
+      </w:pPr>
+      <w:rPr>
+        <w:rFonts w:ascii="Wingdings" w:hAnsi="Wingdings" w:hint="default"/>
+      </w:rPr>
+    </w:lvl>
+  </w:abstractNum>
+  <w:abstractNum w:abstractNumId="2" w15:restartNumberingAfterBreak="0">
     <w:nsid w:val="23B05E45"/>
     <w:multiLevelType w:val="hybridMultilevel"/>
     <w:tmpl w:val="7388BBCA"/>
@@ -2117,7 +1864,7 @@
       </w:rPr>
     </w:lvl>
   </w:abstractNum>
-  <w:abstractNum w:abstractNumId="2" w15:restartNumberingAfterBreak="0">
+  <w:abstractNum w:abstractNumId="3" w15:restartNumberingAfterBreak="0">
     <w:nsid w:val="27BF061D"/>
     <w:multiLevelType w:val="hybridMultilevel"/>
     <w:tmpl w:val="7FA8E4AE"/>
@@ -2230,7 +1977,7 @@
       </w:rPr>
     </w:lvl>
   </w:abstractNum>
-  <w:abstractNum w:abstractNumId="3" w15:restartNumberingAfterBreak="0">
+  <w:abstractNum w:abstractNumId="4" w15:restartNumberingAfterBreak="0">
     <w:nsid w:val="27EE1700"/>
     <w:multiLevelType w:val="multilevel"/>
     <w:tmpl w:val="4678FD84"/>
@@ -2379,7 +2126,7 @@
       </w:rPr>
     </w:lvl>
   </w:abstractNum>
-  <w:abstractNum w:abstractNumId="4" w15:restartNumberingAfterBreak="0">
+  <w:abstractNum w:abstractNumId="5" w15:restartNumberingAfterBreak="0">
     <w:nsid w:val="2D027383"/>
     <w:multiLevelType w:val="multilevel"/>
     <w:tmpl w:val="5404AC80"/>
@@ -2528,7 +2275,7 @@
       </w:rPr>
     </w:lvl>
   </w:abstractNum>
-  <w:abstractNum w:abstractNumId="5" w15:restartNumberingAfterBreak="0">
+  <w:abstractNum w:abstractNumId="6" w15:restartNumberingAfterBreak="0">
     <w:nsid w:val="2D6401F1"/>
     <w:multiLevelType w:val="multilevel"/>
     <w:tmpl w:val="6EE4AE66"/>
@@ -2677,7 +2424,7 @@
       </w:rPr>
     </w:lvl>
   </w:abstractNum>
-  <w:abstractNum w:abstractNumId="6" w15:restartNumberingAfterBreak="0">
+  <w:abstractNum w:abstractNumId="7" w15:restartNumberingAfterBreak="0">
     <w:nsid w:val="2E2206B6"/>
     <w:multiLevelType w:val="multilevel"/>
     <w:tmpl w:val="4C3271E4"/>
@@ -2826,7 +2573,7 @@
       </w:rPr>
     </w:lvl>
   </w:abstractNum>
-  <w:abstractNum w:abstractNumId="7" w15:restartNumberingAfterBreak="0">
+  <w:abstractNum w:abstractNumId="8" w15:restartNumberingAfterBreak="0">
     <w:nsid w:val="366E65D0"/>
     <w:multiLevelType w:val="multilevel"/>
     <w:tmpl w:val="5546F12E"/>
@@ -2975,7 +2722,7 @@
       </w:rPr>
     </w:lvl>
   </w:abstractNum>
-  <w:abstractNum w:abstractNumId="8" w15:restartNumberingAfterBreak="0">
+  <w:abstractNum w:abstractNumId="9" w15:restartNumberingAfterBreak="0">
     <w:nsid w:val="3D3E2F72"/>
     <w:multiLevelType w:val="multilevel"/>
     <w:tmpl w:val="BFF49950"/>
@@ -3124,7 +2871,7 @@
       </w:rPr>
     </w:lvl>
   </w:abstractNum>
-  <w:abstractNum w:abstractNumId="9" w15:restartNumberingAfterBreak="0">
+  <w:abstractNum w:abstractNumId="10" w15:restartNumberingAfterBreak="0">
     <w:nsid w:val="4CEE1B0A"/>
     <w:multiLevelType w:val="multilevel"/>
     <w:tmpl w:val="F962CFA8"/>
@@ -3273,7 +3020,7 @@
       </w:rPr>
     </w:lvl>
   </w:abstractNum>
-  <w:abstractNum w:abstractNumId="10" w15:restartNumberingAfterBreak="0">
+  <w:abstractNum w:abstractNumId="11" w15:restartNumberingAfterBreak="0">
     <w:nsid w:val="53C60CD9"/>
     <w:multiLevelType w:val="multilevel"/>
     <w:tmpl w:val="46884AA0"/>
@@ -3422,7 +3169,7 @@
       </w:rPr>
     </w:lvl>
   </w:abstractNum>
-  <w:abstractNum w:abstractNumId="11" w15:restartNumberingAfterBreak="0">
+  <w:abstractNum w:abstractNumId="12" w15:restartNumberingAfterBreak="0">
     <w:nsid w:val="5A3A2BAA"/>
     <w:multiLevelType w:val="multilevel"/>
     <w:tmpl w:val="847E689C"/>
@@ -3571,7 +3318,7 @@
       </w:rPr>
     </w:lvl>
   </w:abstractNum>
-  <w:abstractNum w:abstractNumId="12" w15:restartNumberingAfterBreak="0">
+  <w:abstractNum w:abstractNumId="13" w15:restartNumberingAfterBreak="0">
     <w:nsid w:val="5B5C1588"/>
     <w:multiLevelType w:val="multilevel"/>
     <w:tmpl w:val="8042EE70"/>
@@ -3720,7 +3467,7 @@
       </w:rPr>
     </w:lvl>
   </w:abstractNum>
-  <w:abstractNum w:abstractNumId="13" w15:restartNumberingAfterBreak="0">
+  <w:abstractNum w:abstractNumId="14" w15:restartNumberingAfterBreak="0">
     <w:nsid w:val="626F05BA"/>
     <w:multiLevelType w:val="hybridMultilevel"/>
     <w:tmpl w:val="A1EC643C"/>
@@ -3841,7 +3588,7 @@
       </w:rPr>
     </w:lvl>
   </w:abstractNum>
-  <w:abstractNum w:abstractNumId="14" w15:restartNumberingAfterBreak="0">
+  <w:abstractNum w:abstractNumId="15" w15:restartNumberingAfterBreak="0">
     <w:nsid w:val="661D2E1D"/>
     <w:multiLevelType w:val="multilevel"/>
     <w:tmpl w:val="B3822792"/>
@@ -3990,7 +3737,7 @@
       </w:rPr>
     </w:lvl>
   </w:abstractNum>
-  <w:abstractNum w:abstractNumId="15" w15:restartNumberingAfterBreak="0">
+  <w:abstractNum w:abstractNumId="16" w15:restartNumberingAfterBreak="0">
     <w:nsid w:val="66CC7414"/>
     <w:multiLevelType w:val="multilevel"/>
     <w:tmpl w:val="D4E63032"/>
@@ -4139,7 +3886,7 @@
       </w:rPr>
     </w:lvl>
   </w:abstractNum>
-  <w:abstractNum w:abstractNumId="16" w15:restartNumberingAfterBreak="0">
+  <w:abstractNum w:abstractNumId="17" w15:restartNumberingAfterBreak="0">
     <w:nsid w:val="6A81382C"/>
     <w:multiLevelType w:val="multilevel"/>
     <w:tmpl w:val="2F6A7F6A"/>
@@ -4289,7 +4036,7 @@
       </w:rPr>
     </w:lvl>
   </w:abstractNum>
-  <w:abstractNum w:abstractNumId="17" w15:restartNumberingAfterBreak="0">
+  <w:abstractNum w:abstractNumId="18" w15:restartNumberingAfterBreak="0">
     <w:nsid w:val="6D6874A5"/>
     <w:multiLevelType w:val="multilevel"/>
     <w:tmpl w:val="4ECA13FA"/>
@@ -4438,7 +4185,7 @@
       </w:rPr>
     </w:lvl>
   </w:abstractNum>
-  <w:abstractNum w:abstractNumId="18" w15:restartNumberingAfterBreak="0">
+  <w:abstractNum w:abstractNumId="19" w15:restartNumberingAfterBreak="0">
     <w:nsid w:val="713D7480"/>
     <w:multiLevelType w:val="multilevel"/>
     <w:tmpl w:val="3F062B62"/>
@@ -4588,115 +4335,118 @@
     </w:lvl>
   </w:abstractNum>
   <w:num w:numId="1" w16cid:durableId="1160777021">
-    <w:abstractNumId w:val="13"/>
+    <w:abstractNumId w:val="14"/>
   </w:num>
   <w:num w:numId="2" w16cid:durableId="85424684">
-    <w:abstractNumId w:val="16"/>
+    <w:abstractNumId w:val="17"/>
   </w:num>
   <w:num w:numId="3" w16cid:durableId="1494178667">
-    <w:abstractNumId w:val="6"/>
+    <w:abstractNumId w:val="7"/>
   </w:num>
   <w:num w:numId="4" w16cid:durableId="1735664940">
-    <w:abstractNumId w:val="17"/>
+    <w:abstractNumId w:val="18"/>
   </w:num>
   <w:num w:numId="5" w16cid:durableId="2020816725">
-    <w:abstractNumId w:val="7"/>
+    <w:abstractNumId w:val="8"/>
   </w:num>
   <w:num w:numId="6" w16cid:durableId="1847397407">
-    <w:abstractNumId w:val="18"/>
+    <w:abstractNumId w:val="19"/>
   </w:num>
   <w:num w:numId="7" w16cid:durableId="537552107">
-    <w:abstractNumId w:val="8"/>
+    <w:abstractNumId w:val="9"/>
   </w:num>
   <w:num w:numId="8" w16cid:durableId="948774616">
-    <w:abstractNumId w:val="14"/>
+    <w:abstractNumId w:val="15"/>
   </w:num>
   <w:num w:numId="9" w16cid:durableId="521818524">
-    <w:abstractNumId w:val="10"/>
+    <w:abstractNumId w:val="11"/>
   </w:num>
   <w:num w:numId="10" w16cid:durableId="274098232">
     <w:abstractNumId w:val="0"/>
   </w:num>
   <w:num w:numId="11" w16cid:durableId="688291495">
-    <w:abstractNumId w:val="15"/>
+    <w:abstractNumId w:val="16"/>
   </w:num>
   <w:num w:numId="12" w16cid:durableId="387607357">
+    <w:abstractNumId w:val="5"/>
+  </w:num>
+  <w:num w:numId="13" w16cid:durableId="21708746">
+    <w:abstractNumId w:val="10"/>
+  </w:num>
+  <w:num w:numId="14" w16cid:durableId="1884250277">
+    <w:abstractNumId w:val="13"/>
+  </w:num>
+  <w:num w:numId="15" w16cid:durableId="1437284112">
+    <w:abstractNumId w:val="12"/>
+  </w:num>
+  <w:num w:numId="16" w16cid:durableId="1022711274">
     <w:abstractNumId w:val="4"/>
   </w:num>
-  <w:num w:numId="13" w16cid:durableId="21708746">
-    <w:abstractNumId w:val="9"/>
-  </w:num>
-  <w:num w:numId="14" w16cid:durableId="1884250277">
-    <w:abstractNumId w:val="12"/>
-  </w:num>
-  <w:num w:numId="15" w16cid:durableId="1437284112">
-    <w:abstractNumId w:val="11"/>
-  </w:num>
-  <w:num w:numId="16" w16cid:durableId="1022711274">
+  <w:num w:numId="17" w16cid:durableId="809173065">
     <w:abstractNumId w:val="3"/>
   </w:num>
-  <w:num w:numId="17" w16cid:durableId="809173065">
+  <w:num w:numId="18" w16cid:durableId="379940384">
     <w:abstractNumId w:val="2"/>
   </w:num>
-  <w:num w:numId="18" w16cid:durableId="379940384">
-    <w:abstractNumId w:val="1"/>
-  </w:num>
   <w:num w:numId="19" w16cid:durableId="80611262">
-    <w:abstractNumId w:val="16"/>
+    <w:abstractNumId w:val="17"/>
   </w:num>
   <w:num w:numId="20" w16cid:durableId="2111702201">
-    <w:abstractNumId w:val="16"/>
+    <w:abstractNumId w:val="17"/>
   </w:num>
   <w:num w:numId="21" w16cid:durableId="424960098">
-    <w:abstractNumId w:val="16"/>
+    <w:abstractNumId w:val="17"/>
   </w:num>
   <w:num w:numId="22" w16cid:durableId="692078844">
-    <w:abstractNumId w:val="16"/>
+    <w:abstractNumId w:val="17"/>
   </w:num>
   <w:num w:numId="23" w16cid:durableId="19086952">
-    <w:abstractNumId w:val="16"/>
+    <w:abstractNumId w:val="17"/>
   </w:num>
   <w:num w:numId="24" w16cid:durableId="356473115">
-    <w:abstractNumId w:val="16"/>
+    <w:abstractNumId w:val="17"/>
   </w:num>
   <w:num w:numId="25" w16cid:durableId="1055397089">
-    <w:abstractNumId w:val="16"/>
+    <w:abstractNumId w:val="17"/>
   </w:num>
   <w:num w:numId="26" w16cid:durableId="675957004">
-    <w:abstractNumId w:val="16"/>
+    <w:abstractNumId w:val="17"/>
   </w:num>
   <w:num w:numId="27" w16cid:durableId="929846794">
-    <w:abstractNumId w:val="16"/>
+    <w:abstractNumId w:val="17"/>
   </w:num>
   <w:num w:numId="28" w16cid:durableId="1918897398">
-    <w:abstractNumId w:val="16"/>
+    <w:abstractNumId w:val="17"/>
   </w:num>
   <w:num w:numId="29" w16cid:durableId="1629505545">
-    <w:abstractNumId w:val="16"/>
+    <w:abstractNumId w:val="17"/>
   </w:num>
   <w:num w:numId="30" w16cid:durableId="226188902">
-    <w:abstractNumId w:val="16"/>
+    <w:abstractNumId w:val="17"/>
   </w:num>
   <w:num w:numId="31" w16cid:durableId="516433752">
-    <w:abstractNumId w:val="16"/>
+    <w:abstractNumId w:val="17"/>
   </w:num>
   <w:num w:numId="32" w16cid:durableId="919295736">
-    <w:abstractNumId w:val="16"/>
+    <w:abstractNumId w:val="17"/>
   </w:num>
   <w:num w:numId="33" w16cid:durableId="548031550">
-    <w:abstractNumId w:val="16"/>
+    <w:abstractNumId w:val="17"/>
   </w:num>
   <w:num w:numId="34" w16cid:durableId="701058082">
-    <w:abstractNumId w:val="16"/>
+    <w:abstractNumId w:val="17"/>
   </w:num>
   <w:num w:numId="35" w16cid:durableId="1273518012">
-    <w:abstractNumId w:val="16"/>
+    <w:abstractNumId w:val="17"/>
   </w:num>
   <w:num w:numId="36" w16cid:durableId="2080596052">
-    <w:abstractNumId w:val="5"/>
+    <w:abstractNumId w:val="6"/>
   </w:num>
   <w:num w:numId="37" w16cid:durableId="2096242389">
-    <w:abstractNumId w:val="16"/>
+    <w:abstractNumId w:val="17"/>
+  </w:num>
+  <w:num w:numId="38" w16cid:durableId="1989285529">
+    <w:abstractNumId w:val="1"/>
   </w:num>
 </w:numbering>
 </file>
@@ -5192,6 +4942,7 @@
   <w:style w:type="character" w:default="1" w:styleId="DefaultParagraphFont">
     <w:name w:val="Default Paragraph Font"/>
     <w:uiPriority w:val="1"/>
+    <w:semiHidden/>
     <w:unhideWhenUsed/>
   </w:style>
   <w:style w:type="table" w:default="1" w:styleId="TableNormal">

--- a/resumes/cloud_architect.docx
+++ b/resumes/cloud_architect.docx
@@ -618,7 +618,75 @@
           <w:sz w:val="24"/>
           <w:szCs w:val="24"/>
         </w:rPr>
-        <w:t>Designed and implemented .NET applications, APIs, integration components, automation workflows, and relational data solutions using cloud-ready architectural patterns.</w:t>
+        <w:t>Architected and developed ReviewNudge™ (</w:t>
+      </w:r>
+      <w:hyperlink r:id="rId10" w:history="1">
+        <w:r>
+          <w:rPr>
+            <w:rFonts w:ascii="Aptos Display" w:eastAsia="Times New Roman" w:hAnsi="Aptos Display"/>
+            <w:b w:val="0"/>
+            <w:spacing w:val="0"/>
+            <w:w w:val="100"/>
+            <w:sz w:val="24"/>
+            <w:szCs w:val="24"/>
+          </w:rPr>
+          <w:t>reviewnudg</w:t>
+        </w:r>
+        <w:r>
+          <w:rPr>
+            <w:rFonts w:ascii="Aptos Display" w:eastAsia="Times New Roman" w:hAnsi="Aptos Display"/>
+            <w:b w:val="0"/>
+            <w:spacing w:val="0"/>
+            <w:w w:val="100"/>
+            <w:sz w:val="24"/>
+            <w:szCs w:val="24"/>
+          </w:rPr>
+          <w:t>e</w:t>
+        </w:r>
+        <w:r>
+          <w:rPr>
+            <w:rFonts w:ascii="Aptos Display" w:eastAsia="Times New Roman" w:hAnsi="Aptos Display"/>
+            <w:b w:val="0"/>
+            <w:spacing w:val="0"/>
+            <w:w w:val="100"/>
+            <w:sz w:val="24"/>
+            <w:szCs w:val="24"/>
+          </w:rPr>
+          <w:t>.</w:t>
+        </w:r>
+        <w:r>
+          <w:rPr>
+            <w:rFonts w:ascii="Aptos Display" w:eastAsia="Times New Roman" w:hAnsi="Aptos Display"/>
+            <w:b w:val="0"/>
+            <w:spacing w:val="0"/>
+            <w:w w:val="100"/>
+            <w:sz w:val="24"/>
+            <w:szCs w:val="24"/>
+          </w:rPr>
+          <w:t>d</w:t>
+        </w:r>
+        <w:r>
+          <w:rPr>
+            <w:rFonts w:ascii="Aptos Display" w:eastAsia="Times New Roman" w:hAnsi="Aptos Display"/>
+            <w:b w:val="0"/>
+            <w:spacing w:val="0"/>
+            <w:w w:val="100"/>
+            <w:sz w:val="24"/>
+            <w:szCs w:val="24"/>
+          </w:rPr>
+          <w:t>ourl.net</w:t>
+        </w:r>
+      </w:hyperlink>
+      <w:r>
+        <w:rPr>
+          <w:rFonts w:ascii="Aptos Display" w:eastAsia="Times New Roman" w:hAnsi="Aptos Display"/>
+          <w:b w:val="0"/>
+          <w:spacing w:val="0"/>
+          <w:w w:val="100"/>
+          <w:sz w:val="24"/>
+          <w:szCs w:val="24"/>
+        </w:rPr>
+        <w:t>), a multi-tenant, micro-SaaS platform that automates customer review requests, follow-ups, workspace administration, and review-status tracking for service businesses.</w:t>
       </w:r>
     </w:p>
     <w:p>
@@ -647,7 +715,53 @@
           <w:sz w:val="24"/>
           <w:szCs w:val="24"/>
         </w:rPr>
-        <w:t>Built repeatable development and runtime environments using Docker, cloud platforms, and documented deployment practices.</w:t>
+        <w:t>Designed and developed Portmason™ (</w:t>
+      </w:r>
+      <w:hyperlink r:id="rId11" w:anchor="lab" w:history="1">
+        <w:r>
+          <w:rPr>
+            <w:rFonts w:ascii="Aptos Display" w:eastAsia="Times New Roman" w:hAnsi="Aptos Display"/>
+            <w:b w:val="0"/>
+            <w:spacing w:val="0"/>
+            <w:w w:val="100"/>
+            <w:sz w:val="24"/>
+            <w:szCs w:val="24"/>
+          </w:rPr>
+          <w:t>www.etal.sol</w:t>
+        </w:r>
+        <w:r>
+          <w:rPr>
+            <w:rFonts w:ascii="Aptos Display" w:eastAsia="Times New Roman" w:hAnsi="Aptos Display"/>
+            <w:b w:val="0"/>
+            <w:spacing w:val="0"/>
+            <w:w w:val="100"/>
+            <w:sz w:val="24"/>
+            <w:szCs w:val="24"/>
+          </w:rPr>
+          <w:t>u</w:t>
+        </w:r>
+        <w:r>
+          <w:rPr>
+            <w:rFonts w:ascii="Aptos Display" w:eastAsia="Times New Roman" w:hAnsi="Aptos Display"/>
+            <w:b w:val="0"/>
+            <w:spacing w:val="0"/>
+            <w:w w:val="100"/>
+            <w:sz w:val="24"/>
+            <w:szCs w:val="24"/>
+          </w:rPr>
+          <w:t>tions</w:t>
+        </w:r>
+      </w:hyperlink>
+      <w:r>
+        <w:rPr>
+          <w:rFonts w:ascii="Aptos Display" w:eastAsia="Times New Roman" w:hAnsi="Aptos Display"/>
+          <w:b w:val="0"/>
+          <w:spacing w:val="0"/>
+          <w:w w:val="100"/>
+          <w:sz w:val="24"/>
+          <w:szCs w:val="24"/>
+        </w:rPr>
+        <w:t>), a portable automation platform that standardizes application provisioning, deployment, configuration, and operations across local and cloud environments.</w:t>
       </w:r>
     </w:p>
     <w:p>
@@ -676,7 +790,7 @@
           <w:sz w:val="24"/>
           <w:szCs w:val="24"/>
         </w:rPr>
-        <w:t xml:space="preserve">Developed reporting and data-processing workflows and applied A.I.-assisted automation to u manual overhead. </w:t>
+        <w:t>Designed and implemented .NET applications, APIs, integration components, automation workflows, and relational data solutions using cloud-ready architectural patterns.</w:t>
       </w:r>
     </w:p>
     <w:p>
@@ -705,6 +819,64 @@
           <w:sz w:val="24"/>
           <w:szCs w:val="24"/>
         </w:rPr>
+        <w:t>Built repeatable development and runtime environments using Docker, cloud platforms, and documented deployment practices.</w:t>
+      </w:r>
+    </w:p>
+    <w:p>
+      <w:pPr>
+        <w:pStyle w:val="Heading2"/>
+        <w:numPr>
+          <w:ilvl w:val="0"/>
+          <w:numId w:val="38"/>
+        </w:numPr>
+        <w:spacing w:after="0"/>
+        <w:rPr>
+          <w:rFonts w:ascii="Aptos Display" w:eastAsia="Times New Roman" w:hAnsi="Aptos Display"/>
+          <w:b w:val="0"/>
+          <w:spacing w:val="0"/>
+          <w:w w:val="100"/>
+          <w:sz w:val="24"/>
+          <w:szCs w:val="24"/>
+        </w:rPr>
+      </w:pPr>
+      <w:r>
+        <w:rPr>
+          <w:rFonts w:ascii="Aptos Display" w:eastAsia="Times New Roman" w:hAnsi="Aptos Display"/>
+          <w:b w:val="0"/>
+          <w:spacing w:val="0"/>
+          <w:w w:val="100"/>
+          <w:sz w:val="24"/>
+          <w:szCs w:val="24"/>
+        </w:rPr>
+        <w:t xml:space="preserve">Developed reporting and data-processing workflows and applied A.I.-assisted automation to u manual overhead. </w:t>
+      </w:r>
+    </w:p>
+    <w:p>
+      <w:pPr>
+        <w:pStyle w:val="Heading2"/>
+        <w:numPr>
+          <w:ilvl w:val="0"/>
+          <w:numId w:val="38"/>
+        </w:numPr>
+        <w:spacing w:after="0"/>
+        <w:rPr>
+          <w:rFonts w:ascii="Aptos Display" w:eastAsia="Times New Roman" w:hAnsi="Aptos Display"/>
+          <w:b w:val="0"/>
+          <w:spacing w:val="0"/>
+          <w:w w:val="100"/>
+          <w:sz w:val="24"/>
+          <w:szCs w:val="24"/>
+        </w:rPr>
+      </w:pPr>
+      <w:r>
+        <w:rPr>
+          <w:rFonts w:ascii="Aptos Display" w:eastAsia="Times New Roman" w:hAnsi="Aptos Display"/>
+          <w:b w:val="0"/>
+          <w:spacing w:val="0"/>
+          <w:w w:val="100"/>
+          <w:sz w:val="24"/>
+          <w:szCs w:val="24"/>
+        </w:rPr>
         <w:t>Designed, built, and maintain the public Et al Solutions technology platform (https://etal.solutions), demonstrating modern web architecture, API integration, automated deployment, and technical content delivery.</w:t>
       </w:r>
     </w:p>
@@ -810,6 +982,7 @@
         <w:spacing w:after="0"/>
       </w:pPr>
       <w:r>
+        <w:lastRenderedPageBreak/>
         <w:t>Planned Career Sabbatical &amp; Independent Technical Projects</w:t>
       </w:r>
     </w:p>
@@ -843,7 +1016,6 @@
         <w:pStyle w:val="BulletedList"/>
       </w:pPr>
       <w:r>
-        <w:lastRenderedPageBreak/>
         <w:t xml:space="preserve">Developed responsive user interfaces, database-driven workflows, reporting views, and analytics outputs. </w:t>
       </w:r>
     </w:p>
@@ -1061,6 +1233,7 @@
           <w:sz w:val="26"/>
           <w:szCs w:val="26"/>
         </w:rPr>
+        <w:lastRenderedPageBreak/>
         <w:t>Backend &amp; APIs</w:t>
       </w:r>
     </w:p>
@@ -1118,7 +1291,6 @@
           <w:sz w:val="26"/>
           <w:szCs w:val="26"/>
         </w:rPr>
-        <w:lastRenderedPageBreak/>
         <w:t>Programming &amp; Script</w:t>
       </w:r>
       <w:r>
@@ -1212,7 +1384,7 @@
       </w:pPr>
     </w:p>
     <w:sectPr>
-      <w:footerReference w:type="default" r:id="rId10"/>
+      <w:footerReference w:type="default" r:id="rId12"/>
       <w:type w:val="continuous"/>
       <w:pgSz w:w="12240" w:h="15840"/>
       <w:pgMar w:top="980" w:right="720" w:bottom="700" w:left="720" w:header="0" w:footer="507" w:gutter="0"/>
@@ -5248,6 +5420,18 @@
       <w:szCs w:val="56"/>
     </w:rPr>
   </w:style>
+  <w:style w:type="character" w:styleId="FollowedHyperlink">
+    <w:name w:val="FollowedHyperlink"/>
+    <w:basedOn w:val="DefaultParagraphFont"/>
+    <w:uiPriority w:val="99"/>
+    <w:semiHidden/>
+    <w:unhideWhenUsed/>
+    <w:rsid w:val="00C732B1"/>
+    <w:rPr>
+      <w:color w:val="800080" w:themeColor="followedHyperlink"/>
+      <w:u w:val="single"/>
+    </w:rPr>
+  </w:style>
 </w:styles>
 </file>
 
